--- a/AO/Instalación de LibreOffice.docx
+++ b/AO/Instalación de LibreOffice.docx
@@ -1,127 +1,245 @@
 
 <file path=word/document.xml><?xml version="1.0" encoding="utf-8"?>
-<w:document xmlns:a="http://schemas.openxmlformats.org/drawingml/2006/main" xmlns:cdr="http://schemas.openxmlformats.org/drawingml/2006/chartDrawing" xmlns:o="urn:schemas-microsoft-com:office:office" xmlns:pic="http://schemas.openxmlformats.org/drawingml/2006/picture" xmlns:r="http://schemas.openxmlformats.org/officeDocument/2006/relationships" xmlns:v="urn:schemas-microsoft-com:vml" xmlns:ve="http://schemas.openxmlformats.org/markup-compatibility/2006" xmlns:vt="http://schemas.openxmlformats.org/officeDocument/2006/docPropsVTypes" xmlns:w="http://schemas.openxmlformats.org/wordprocessingml/2006/main" xmlns:w10="urn:schemas-microsoft-com:office:word" xmlns:wp="http://schemas.openxmlformats.org/drawingml/2006/wordprocessingDrawing" xmlns:wne="http://schemas.microsoft.com/office/word/2006/wordml">
+<w:document xmlns:wpc="http://schemas.microsoft.com/office/word/2010/wordprocessingCanvas" xmlns:cx="http://schemas.microsoft.com/office/drawing/2014/chartex" xmlns:mc="http://schemas.openxmlformats.org/markup-compatibility/2006" xmlns:o="urn:schemas-microsoft-com:office:office" xmlns:r="http://schemas.openxmlformats.org/officeDocument/2006/relationships" xmlns:m="http://schemas.openxmlformats.org/officeDocument/2006/math" xmlns:v="urn:schemas-microsoft-com:vml" xmlns:wp14="http://schemas.microsoft.com/office/word/2010/wordprocessingDrawing" xmlns:wp="http://schemas.openxmlformats.org/drawingml/2006/wordprocessingDrawing" xmlns:w10="urn:schemas-microsoft-com:office:word" xmlns:w="http://schemas.openxmlformats.org/wordprocessingml/2006/main" xmlns:w14="http://schemas.microsoft.com/office/word/2010/wordml" xmlns:w15="http://schemas.microsoft.com/office/word/2012/wordml" xmlns:w16se="http://schemas.microsoft.com/office/word/2015/wordml/symex" xmlns:wpg="http://schemas.microsoft.com/office/word/2010/wordprocessingGroup" xmlns:wpi="http://schemas.microsoft.com/office/word/2010/wordprocessingInk" xmlns:wne="http://schemas.microsoft.com/office/word/2006/wordml" xmlns:wps="http://schemas.microsoft.com/office/word/2010/wordprocessingShape" mc:Ignorable="w14 w15 w16se wp14">
   <w:body>
-    <w:sectPr>
-      <w:pgSz w:w="12240" w:h="15840" w:orient="portrait"/>
-      <w:pgMar w:top="1440" w:right="1800" w:bottom="1440" w:left="1800" w:header="720" w:footer="720" w:gutter="0"/>
-      <w:footerReference r:id="rId15" w:type="default"/>
-    </w:sectPr>
-    <w:p>
-      <w:pPr>
-        <w:spacing w:lineRule="auto"/>
-      </w:pPr>
-      <w:r>
-        <w:rPr/>
-        <w:t xml:space="preserve"/>
-      </w:r>
-    </w:p>
-    <w:p>
-      <w:pPr>
-        <w:spacing w:lineRule="auto"/>
-      </w:pPr>
-      <w:r>
-        <w:rPr/>
-        <w:t xml:space="preserve">Instalación de LibreOffice</w:t>
-      </w:r>
-    </w:p>
-    <w:p>
-      <w:pPr>
-        <w:spacing w:lineRule="auto"/>
-      </w:pPr>
-      <w:r>
-        <w:rPr/>
-        <w:br w:type="textWrapping"/>
-      </w:r>
-    </w:p>
-    <w:p>
-      <w:pPr>
-        <w:spacing w:lineRule="auto"/>
-      </w:pPr>
-      <w:r>
-        <w:rPr/>
-        <w:t xml:space="preserve">Todo el texto tiene que estar escrito con letra Times New Roman 12</w:t>
-      </w:r>
-    </w:p>
-    <w:p>
-      <w:pPr>
-        <w:spacing w:lineRule="auto"/>
-      </w:pPr>
-      <w:r>
-        <w:rPr/>
-        <w:br w:type="textWrapping"/>
-      </w:r>
-    </w:p>
-    <w:p>
-      <w:pPr>
-        <w:spacing w:lineRule="auto"/>
-      </w:pPr>
-      <w:r>
-        <w:rPr/>
-        <w:t xml:space="preserve">1) Indica la web donde te puedes descargar LibreOffice(enlace)</w:t>
-      </w:r>
-    </w:p>
-    <w:p>
-      <w:pPr>
-        <w:spacing w:lineRule="auto"/>
-      </w:pPr>
-      <w:r>
-        <w:rPr/>
-        <w:t xml:space="preserve">https://es.libreoffice.org/</w:t>
-      </w:r>
-    </w:p>
-    <w:p>
-      <w:pPr>
-        <w:spacing w:lineRule="auto"/>
-      </w:pPr>
-      <w:r>
-        <w:rPr/>
-        <w:br w:type="textWrapping"/>
-      </w:r>
-    </w:p>
-    <w:p>
-      <w:pPr>
-        <w:spacing w:lineRule="auto"/>
-      </w:pPr>
-      <w:r>
-        <w:rPr/>
-        <w:t xml:space="preserve">2) Indica cual es la última versión LibreOffice</w:t>
-      </w:r>
-    </w:p>
-    <w:p>
-      <w:pPr>
-        <w:spacing w:lineRule="auto"/>
-      </w:pPr>
-      <w:r>
-        <w:rPr/>
-        <w:t xml:space="preserve">La 26.8.0</w:t>
-      </w:r>
-    </w:p>
-    <w:p>
-      <w:pPr>
-        <w:spacing w:lineRule="auto"/>
-      </w:pPr>
-      <w:r>
-        <w:rPr/>
-        <w:br w:type="textWrapping"/>
-      </w:r>
-    </w:p>
-    <w:p>
-      <w:pPr>
-        <w:spacing w:lineRule="auto"/>
-      </w:pPr>
-      <w:r>
-        <w:rPr/>
-        <w:t xml:space="preserve">3) Indica los requisitos necesarios para instalar la versión de LibreOffice que viene en la web oficial</w:t>
-      </w:r>
-    </w:p>
-    <w:p>
-      <w:pPr>
-        <w:spacing w:lineRule="auto"/>
-      </w:pPr>
-      <w:r>
-        <w:rPr/>
-        <w:br w:type="textWrapping"/>
+    <w:p/>
+    <w:p>
+      <w:pPr>
+        <w:rPr>
+          <w:rFonts w:asciiTheme="majorHAnsi" w:hAnsiTheme="majorHAnsi" w:cstheme="majorHAnsi"/>
+          <w:sz w:val="24"/>
+          <w:szCs w:val="24"/>
+          <w:lang w:val="es-ES"/>
+        </w:rPr>
+      </w:pPr>
+      <w:r>
+        <w:rPr>
+          <w:rFonts w:asciiTheme="majorHAnsi" w:hAnsiTheme="majorHAnsi" w:cstheme="majorHAnsi"/>
+          <w:sz w:val="24"/>
+          <w:szCs w:val="24"/>
+          <w:lang w:val="es-ES"/>
+        </w:rPr>
+        <w:t>Instalación de LibreOffice</w:t>
+      </w:r>
+    </w:p>
+    <w:p>
+      <w:pPr>
+        <w:rPr>
+          <w:rFonts w:asciiTheme="majorHAnsi" w:hAnsiTheme="majorHAnsi" w:cstheme="majorHAnsi"/>
+          <w:sz w:val="24"/>
+          <w:szCs w:val="24"/>
+          <w:lang w:val="es-ES"/>
+        </w:rPr>
+      </w:pPr>
+      <w:r>
+        <w:rPr>
+          <w:rFonts w:asciiTheme="majorHAnsi" w:hAnsiTheme="majorHAnsi" w:cstheme="majorHAnsi"/>
+          <w:sz w:val="24"/>
+          <w:szCs w:val="24"/>
+          <w:lang w:val="es-ES"/>
+        </w:rPr>
+        <w:br/>
+      </w:r>
+    </w:p>
+    <w:p>
+      <w:pPr>
+        <w:rPr>
+          <w:rFonts w:asciiTheme="majorHAnsi" w:hAnsiTheme="majorHAnsi" w:cstheme="majorHAnsi"/>
+          <w:sz w:val="24"/>
+          <w:szCs w:val="24"/>
+          <w:lang w:val="es-ES"/>
+        </w:rPr>
+      </w:pPr>
+      <w:r>
+        <w:rPr>
+          <w:rFonts w:asciiTheme="majorHAnsi" w:hAnsiTheme="majorHAnsi" w:cstheme="majorHAnsi"/>
+          <w:sz w:val="24"/>
+          <w:szCs w:val="24"/>
+          <w:lang w:val="es-ES"/>
+        </w:rPr>
+        <w:t>Todo el texto tiene que estar escrito con letra</w:t>
+      </w:r>
+      <w:bookmarkStart w:id="0" w:name="_GoBack"/>
+      <w:bookmarkEnd w:id="0"/>
+      <w:r>
+        <w:rPr>
+          <w:rFonts w:asciiTheme="majorHAnsi" w:hAnsiTheme="majorHAnsi" w:cstheme="majorHAnsi"/>
+          <w:sz w:val="24"/>
+          <w:szCs w:val="24"/>
+          <w:lang w:val="es-ES"/>
+        </w:rPr>
+        <w:t xml:space="preserve"> Times New Roman 12</w:t>
+      </w:r>
+    </w:p>
+    <w:p>
+      <w:pPr>
+        <w:rPr>
+          <w:rFonts w:asciiTheme="majorHAnsi" w:hAnsiTheme="majorHAnsi" w:cstheme="majorHAnsi"/>
+          <w:sz w:val="24"/>
+          <w:szCs w:val="24"/>
+          <w:lang w:val="es-ES"/>
+        </w:rPr>
+      </w:pPr>
+      <w:r>
+        <w:rPr>
+          <w:rFonts w:asciiTheme="majorHAnsi" w:hAnsiTheme="majorHAnsi" w:cstheme="majorHAnsi"/>
+          <w:sz w:val="24"/>
+          <w:szCs w:val="24"/>
+          <w:lang w:val="es-ES"/>
+        </w:rPr>
+        <w:br/>
+      </w:r>
+    </w:p>
+    <w:p>
+      <w:pPr>
+        <w:rPr>
+          <w:rFonts w:asciiTheme="majorHAnsi" w:hAnsiTheme="majorHAnsi" w:cstheme="majorHAnsi"/>
+          <w:sz w:val="24"/>
+          <w:szCs w:val="24"/>
+          <w:lang w:val="es-ES"/>
+        </w:rPr>
+      </w:pPr>
+      <w:r>
+        <w:rPr>
+          <w:rFonts w:asciiTheme="majorHAnsi" w:hAnsiTheme="majorHAnsi" w:cstheme="majorHAnsi"/>
+          <w:sz w:val="24"/>
+          <w:szCs w:val="24"/>
+          <w:lang w:val="es-ES"/>
+        </w:rPr>
+        <w:t>1) Indica la web donde te puedes descargar LibreOffice(enlace)</w:t>
+      </w:r>
+    </w:p>
+    <w:p>
+      <w:pPr>
+        <w:rPr>
+          <w:rFonts w:asciiTheme="majorHAnsi" w:hAnsiTheme="majorHAnsi" w:cstheme="majorHAnsi"/>
+          <w:sz w:val="24"/>
+          <w:szCs w:val="24"/>
+          <w:lang w:val="es-ES"/>
+        </w:rPr>
+      </w:pPr>
+      <w:r>
+        <w:rPr>
+          <w:rFonts w:asciiTheme="majorHAnsi" w:hAnsiTheme="majorHAnsi" w:cstheme="majorHAnsi"/>
+          <w:sz w:val="24"/>
+          <w:szCs w:val="24"/>
+          <w:lang w:val="es-ES"/>
+        </w:rPr>
+        <w:t>https://es.libreoffice.org/</w:t>
+      </w:r>
+    </w:p>
+    <w:p>
+      <w:pPr>
+        <w:rPr>
+          <w:rFonts w:asciiTheme="majorHAnsi" w:hAnsiTheme="majorHAnsi" w:cstheme="majorHAnsi"/>
+          <w:sz w:val="24"/>
+          <w:szCs w:val="24"/>
+          <w:lang w:val="es-ES"/>
+        </w:rPr>
+      </w:pPr>
+      <w:r>
+        <w:rPr>
+          <w:rFonts w:asciiTheme="majorHAnsi" w:hAnsiTheme="majorHAnsi" w:cstheme="majorHAnsi"/>
+          <w:sz w:val="24"/>
+          <w:szCs w:val="24"/>
+          <w:lang w:val="es-ES"/>
+        </w:rPr>
+        <w:br/>
+      </w:r>
+    </w:p>
+    <w:p>
+      <w:pPr>
+        <w:rPr>
+          <w:rFonts w:asciiTheme="majorHAnsi" w:hAnsiTheme="majorHAnsi" w:cstheme="majorHAnsi"/>
+          <w:sz w:val="24"/>
+          <w:szCs w:val="24"/>
+          <w:lang w:val="es-ES"/>
+        </w:rPr>
+      </w:pPr>
+      <w:r>
+        <w:rPr>
+          <w:rFonts w:asciiTheme="majorHAnsi" w:hAnsiTheme="majorHAnsi" w:cstheme="majorHAnsi"/>
+          <w:sz w:val="24"/>
+          <w:szCs w:val="24"/>
+          <w:lang w:val="es-ES"/>
+        </w:rPr>
+        <w:t>2) Indica cual es la última versión LibreOffice</w:t>
+      </w:r>
+    </w:p>
+    <w:p>
+      <w:pPr>
+        <w:rPr>
+          <w:rFonts w:asciiTheme="majorHAnsi" w:hAnsiTheme="majorHAnsi" w:cstheme="majorHAnsi"/>
+          <w:sz w:val="24"/>
+          <w:szCs w:val="24"/>
+          <w:lang w:val="es-ES"/>
+        </w:rPr>
+      </w:pPr>
+      <w:r>
+        <w:rPr>
+          <w:rFonts w:asciiTheme="majorHAnsi" w:hAnsiTheme="majorHAnsi" w:cstheme="majorHAnsi"/>
+          <w:sz w:val="24"/>
+          <w:szCs w:val="24"/>
+          <w:lang w:val="es-ES"/>
+        </w:rPr>
+        <w:t>La 26.8.0</w:t>
+      </w:r>
+    </w:p>
+    <w:p>
+      <w:pPr>
+        <w:rPr>
+          <w:rFonts w:asciiTheme="majorHAnsi" w:hAnsiTheme="majorHAnsi" w:cstheme="majorHAnsi"/>
+          <w:sz w:val="24"/>
+          <w:szCs w:val="24"/>
+          <w:lang w:val="es-ES"/>
+        </w:rPr>
+      </w:pPr>
+      <w:r>
+        <w:rPr>
+          <w:rFonts w:asciiTheme="majorHAnsi" w:hAnsiTheme="majorHAnsi" w:cstheme="majorHAnsi"/>
+          <w:sz w:val="24"/>
+          <w:szCs w:val="24"/>
+          <w:lang w:val="es-ES"/>
+        </w:rPr>
+        <w:br/>
+      </w:r>
+    </w:p>
+    <w:p>
+      <w:pPr>
+        <w:rPr>
+          <w:rFonts w:asciiTheme="majorHAnsi" w:hAnsiTheme="majorHAnsi" w:cstheme="majorHAnsi"/>
+          <w:sz w:val="24"/>
+          <w:szCs w:val="24"/>
+          <w:lang w:val="es-ES"/>
+        </w:rPr>
+      </w:pPr>
+      <w:r>
+        <w:rPr>
+          <w:rFonts w:asciiTheme="majorHAnsi" w:hAnsiTheme="majorHAnsi" w:cstheme="majorHAnsi"/>
+          <w:sz w:val="24"/>
+          <w:szCs w:val="24"/>
+          <w:lang w:val="es-ES"/>
+        </w:rPr>
+        <w:t>3) Indica los requisitos necesarios para instalar la versión de LibreOffice que viene en la web oficial</w:t>
+      </w:r>
+    </w:p>
+    <w:p>
+      <w:pPr>
+        <w:rPr>
+          <w:rFonts w:asciiTheme="majorHAnsi" w:hAnsiTheme="majorHAnsi" w:cstheme="majorHAnsi"/>
+          <w:sz w:val="24"/>
+          <w:szCs w:val="24"/>
+          <w:lang w:val="es-ES"/>
+        </w:rPr>
+      </w:pPr>
+      <w:r>
+        <w:rPr>
+          <w:rFonts w:asciiTheme="majorHAnsi" w:hAnsiTheme="majorHAnsi" w:cstheme="majorHAnsi"/>
+          <w:sz w:val="24"/>
+          <w:szCs w:val="24"/>
+          <w:lang w:val="es-ES"/>
+        </w:rPr>
+        <w:br/>
       </w:r>
     </w:p>
     <w:p>
@@ -130,11 +248,27 @@
           <w:ilvl w:val="0"/>
           <w:numId w:val="1"/>
         </w:numPr>
-        <w:spacing w:lineRule="auto"/>
-      </w:pPr>
-      <w:r>
-        <w:rPr/>
-        <w:t xml:space="preserve">Windows Server 2012-2022, Windows 10 u 11 (LibreOffice es totalmente compatible con Windows 11)</w:t>
+        <w:rPr>
+          <w:rFonts w:asciiTheme="majorHAnsi" w:hAnsiTheme="majorHAnsi" w:cstheme="majorHAnsi"/>
+          <w:sz w:val="24"/>
+          <w:szCs w:val="24"/>
+        </w:rPr>
+      </w:pPr>
+      <w:r>
+        <w:rPr>
+          <w:rFonts w:asciiTheme="majorHAnsi" w:hAnsiTheme="majorHAnsi" w:cstheme="majorHAnsi"/>
+          <w:sz w:val="24"/>
+          <w:szCs w:val="24"/>
+        </w:rPr>
+        <w:t>Windows Server 2012-2022, Windows 10 u 11 (LibreOffice es to</w:t>
+      </w:r>
+      <w:r>
+        <w:rPr>
+          <w:rFonts w:asciiTheme="majorHAnsi" w:hAnsiTheme="majorHAnsi" w:cstheme="majorHAnsi"/>
+          <w:sz w:val="24"/>
+          <w:szCs w:val="24"/>
+        </w:rPr>
+        <w:t>talmente compatible con Windows 11)</w:t>
       </w:r>
     </w:p>
     <w:p>
@@ -143,11 +277,19 @@
           <w:ilvl w:val="0"/>
           <w:numId w:val="1"/>
         </w:numPr>
-        <w:spacing w:lineRule="auto"/>
-      </w:pPr>
-      <w:r>
-        <w:rPr/>
-        <w:t xml:space="preserve">PC compatible con Pentium</w:t>
+        <w:rPr>
+          <w:rFonts w:asciiTheme="majorHAnsi" w:hAnsiTheme="majorHAnsi" w:cstheme="majorHAnsi"/>
+          <w:sz w:val="24"/>
+          <w:szCs w:val="24"/>
+        </w:rPr>
+      </w:pPr>
+      <w:r>
+        <w:rPr>
+          <w:rFonts w:asciiTheme="majorHAnsi" w:hAnsiTheme="majorHAnsi" w:cstheme="majorHAnsi"/>
+          <w:sz w:val="24"/>
+          <w:szCs w:val="24"/>
+        </w:rPr>
+        <w:t>PC compatible con Pentium</w:t>
       </w:r>
     </w:p>
     <w:p>
@@ -156,11 +298,21 @@
           <w:ilvl w:val="0"/>
           <w:numId w:val="1"/>
         </w:numPr>
-        <w:spacing w:lineRule="auto"/>
-      </w:pPr>
-      <w:r>
-        <w:rPr/>
-        <w:t xml:space="preserve">256 MB de RAM (se recomiendan 512 MB)</w:t>
+        <w:rPr>
+          <w:rFonts w:asciiTheme="majorHAnsi" w:hAnsiTheme="majorHAnsi" w:cstheme="majorHAnsi"/>
+          <w:sz w:val="24"/>
+          <w:szCs w:val="24"/>
+          <w:lang w:val="es-ES"/>
+        </w:rPr>
+      </w:pPr>
+      <w:r>
+        <w:rPr>
+          <w:rFonts w:asciiTheme="majorHAnsi" w:hAnsiTheme="majorHAnsi" w:cstheme="majorHAnsi"/>
+          <w:sz w:val="24"/>
+          <w:szCs w:val="24"/>
+          <w:lang w:val="es-ES"/>
+        </w:rPr>
+        <w:t>256 MB de RAM (se recomiendan 512 MB)</w:t>
       </w:r>
     </w:p>
     <w:p>
@@ -169,11 +321,21 @@
           <w:ilvl w:val="0"/>
           <w:numId w:val="1"/>
         </w:numPr>
-        <w:spacing w:lineRule="auto"/>
-      </w:pPr>
-      <w:r>
-        <w:rPr/>
-        <w:t xml:space="preserve">Hasta 1,5 GB de espacio en disco disponible</w:t>
+        <w:rPr>
+          <w:rFonts w:asciiTheme="majorHAnsi" w:hAnsiTheme="majorHAnsi" w:cstheme="majorHAnsi"/>
+          <w:sz w:val="24"/>
+          <w:szCs w:val="24"/>
+          <w:lang w:val="es-ES"/>
+        </w:rPr>
+      </w:pPr>
+      <w:r>
+        <w:rPr>
+          <w:rFonts w:asciiTheme="majorHAnsi" w:hAnsiTheme="majorHAnsi" w:cstheme="majorHAnsi"/>
+          <w:sz w:val="24"/>
+          <w:szCs w:val="24"/>
+          <w:lang w:val="es-ES"/>
+        </w:rPr>
+        <w:t>Hasta 1,5 GB de espacio en disco disponible</w:t>
       </w:r>
     </w:p>
     <w:p>
@@ -182,106 +344,208 @@
           <w:ilvl w:val="0"/>
           <w:numId w:val="1"/>
         </w:numPr>
-        <w:spacing w:lineRule="auto"/>
-      </w:pPr>
-      <w:r>
-        <w:rPr/>
-        <w:t xml:space="preserve">Resolución de 1280 × 800, con al menos 256 colores</w:t>
-      </w:r>
-    </w:p>
-    <w:p>
-      <w:pPr>
-        <w:spacing w:lineRule="auto"/>
-      </w:pPr>
-      <w:r>
-        <w:rPr/>
-        <w:br w:type="textWrapping"/>
-      </w:r>
-    </w:p>
-    <w:p>
-      <w:pPr>
-        <w:spacing w:lineRule="auto"/>
-      </w:pPr>
-      <w:r>
-        <w:rPr/>
-        <w:t xml:space="preserve">4) ¿Puedes instalar LibreOffice en tu ordenador según los requisitos del apartado 3?</w:t>
-      </w:r>
-    </w:p>
-    <w:p>
-      <w:pPr>
-        <w:spacing w:lineRule="auto"/>
-      </w:pPr>
-      <w:r>
-        <w:rPr/>
-        <w:t xml:space="preserve">Sí, cumple de sobra los requisitos mínimos</w:t>
-      </w:r>
-    </w:p>
-    <w:p>
-      <w:pPr>
-        <w:spacing w:lineRule="auto"/>
-      </w:pPr>
-      <w:r>
-        <w:rPr/>
-        <w:br w:type="textWrapping"/>
-      </w:r>
-    </w:p>
-    <w:p>
-      <w:pPr>
-        <w:spacing w:lineRule="auto"/>
-      </w:pPr>
-      <w:r>
-        <w:rPr/>
-        <w:t xml:space="preserve">5) ¿Qué versión de LibreOffice te has descargado 32 o 64 bits?</w:t>
-      </w:r>
-    </w:p>
-    <w:p>
-      <w:pPr>
-        <w:spacing w:lineRule="auto"/>
-      </w:pPr>
-      <w:r>
-        <w:rPr/>
-        <w:t xml:space="preserve">La AMD64</w:t>
-      </w:r>
-    </w:p>
-    <w:p>
-      <w:pPr>
-        <w:spacing w:lineRule="auto"/>
-      </w:pPr>
-      <w:r>
-        <w:rPr/>
-        <w:br w:type="textWrapping"/>
-      </w:r>
-    </w:p>
-    <w:p>
-      <w:pPr>
-        <w:spacing w:lineRule="auto"/>
-      </w:pPr>
-      <w:r>
-        <w:rPr/>
-        <w:t xml:space="preserve">6) Realizar capturas de los tipos de instalación.</w:t>
-      </w:r>
-    </w:p>
-    <w:p>
-      <w:pPr>
-        <w:spacing w:lineRule="auto"/>
-      </w:pPr>
-      <w:r>
-        <w:rPr/>
+        <w:rPr>
+          <w:rFonts w:asciiTheme="majorHAnsi" w:hAnsiTheme="majorHAnsi" w:cstheme="majorHAnsi"/>
+          <w:sz w:val="24"/>
+          <w:szCs w:val="24"/>
+          <w:lang w:val="es-ES"/>
+        </w:rPr>
+      </w:pPr>
+      <w:r>
+        <w:rPr>
+          <w:rFonts w:asciiTheme="majorHAnsi" w:hAnsiTheme="majorHAnsi" w:cstheme="majorHAnsi"/>
+          <w:sz w:val="24"/>
+          <w:szCs w:val="24"/>
+          <w:lang w:val="es-ES"/>
+        </w:rPr>
+        <w:t>Resolución de 1280 × 800, con al menos 256 colores</w:t>
+      </w:r>
+    </w:p>
+    <w:p>
+      <w:pPr>
+        <w:rPr>
+          <w:rFonts w:asciiTheme="majorHAnsi" w:hAnsiTheme="majorHAnsi" w:cstheme="majorHAnsi"/>
+          <w:sz w:val="24"/>
+          <w:szCs w:val="24"/>
+          <w:lang w:val="es-ES"/>
+        </w:rPr>
+      </w:pPr>
+      <w:r>
+        <w:rPr>
+          <w:rFonts w:asciiTheme="majorHAnsi" w:hAnsiTheme="majorHAnsi" w:cstheme="majorHAnsi"/>
+          <w:sz w:val="24"/>
+          <w:szCs w:val="24"/>
+          <w:lang w:val="es-ES"/>
+        </w:rPr>
+        <w:br/>
+      </w:r>
+    </w:p>
+    <w:p>
+      <w:pPr>
+        <w:rPr>
+          <w:rFonts w:asciiTheme="majorHAnsi" w:hAnsiTheme="majorHAnsi" w:cstheme="majorHAnsi"/>
+          <w:sz w:val="24"/>
+          <w:szCs w:val="24"/>
+          <w:lang w:val="es-ES"/>
+        </w:rPr>
+      </w:pPr>
+      <w:r>
+        <w:rPr>
+          <w:rFonts w:asciiTheme="majorHAnsi" w:hAnsiTheme="majorHAnsi" w:cstheme="majorHAnsi"/>
+          <w:sz w:val="24"/>
+          <w:szCs w:val="24"/>
+          <w:lang w:val="es-ES"/>
+        </w:rPr>
+        <w:t>4) ¿Puedes instalar LibreOffice en tu ordenador según los requisitos del apartado 3?</w:t>
+      </w:r>
+    </w:p>
+    <w:p>
+      <w:pPr>
+        <w:rPr>
+          <w:rFonts w:asciiTheme="majorHAnsi" w:hAnsiTheme="majorHAnsi" w:cstheme="majorHAnsi"/>
+          <w:sz w:val="24"/>
+          <w:szCs w:val="24"/>
+          <w:lang w:val="es-ES"/>
+        </w:rPr>
+      </w:pPr>
+      <w:r>
+        <w:rPr>
+          <w:rFonts w:asciiTheme="majorHAnsi" w:hAnsiTheme="majorHAnsi" w:cstheme="majorHAnsi"/>
+          <w:sz w:val="24"/>
+          <w:szCs w:val="24"/>
+          <w:lang w:val="es-ES"/>
+        </w:rPr>
+        <w:t>Sí, cumple de sobra los requisitos mínimos</w:t>
+      </w:r>
+    </w:p>
+    <w:p>
+      <w:pPr>
+        <w:rPr>
+          <w:rFonts w:asciiTheme="majorHAnsi" w:hAnsiTheme="majorHAnsi" w:cstheme="majorHAnsi"/>
+          <w:sz w:val="24"/>
+          <w:szCs w:val="24"/>
+          <w:lang w:val="es-ES"/>
+        </w:rPr>
+      </w:pPr>
+      <w:r>
+        <w:rPr>
+          <w:rFonts w:asciiTheme="majorHAnsi" w:hAnsiTheme="majorHAnsi" w:cstheme="majorHAnsi"/>
+          <w:sz w:val="24"/>
+          <w:szCs w:val="24"/>
+          <w:lang w:val="es-ES"/>
+        </w:rPr>
+        <w:br/>
+      </w:r>
+    </w:p>
+    <w:p>
+      <w:pPr>
+        <w:rPr>
+          <w:rFonts w:asciiTheme="majorHAnsi" w:hAnsiTheme="majorHAnsi" w:cstheme="majorHAnsi"/>
+          <w:sz w:val="24"/>
+          <w:szCs w:val="24"/>
+          <w:lang w:val="es-ES"/>
+        </w:rPr>
+      </w:pPr>
+      <w:r>
+        <w:rPr>
+          <w:rFonts w:asciiTheme="majorHAnsi" w:hAnsiTheme="majorHAnsi" w:cstheme="majorHAnsi"/>
+          <w:sz w:val="24"/>
+          <w:szCs w:val="24"/>
+          <w:lang w:val="es-ES"/>
+        </w:rPr>
+        <w:t>5) ¿Qué versión de LibreOffice te has descargado 32 o 64 bits?</w:t>
+      </w:r>
+    </w:p>
+    <w:p>
+      <w:pPr>
+        <w:rPr>
+          <w:rFonts w:asciiTheme="majorHAnsi" w:hAnsiTheme="majorHAnsi" w:cstheme="majorHAnsi"/>
+          <w:sz w:val="24"/>
+          <w:szCs w:val="24"/>
+          <w:lang w:val="es-ES"/>
+        </w:rPr>
+      </w:pPr>
+      <w:r>
+        <w:rPr>
+          <w:rFonts w:asciiTheme="majorHAnsi" w:hAnsiTheme="majorHAnsi" w:cstheme="majorHAnsi"/>
+          <w:sz w:val="24"/>
+          <w:szCs w:val="24"/>
+          <w:lang w:val="es-ES"/>
+        </w:rPr>
+        <w:t>La AMD64</w:t>
+      </w:r>
+    </w:p>
+    <w:p>
+      <w:pPr>
+        <w:rPr>
+          <w:rFonts w:asciiTheme="majorHAnsi" w:hAnsiTheme="majorHAnsi" w:cstheme="majorHAnsi"/>
+          <w:sz w:val="24"/>
+          <w:szCs w:val="24"/>
+          <w:lang w:val="es-ES"/>
+        </w:rPr>
+      </w:pPr>
+      <w:r>
+        <w:rPr>
+          <w:rFonts w:asciiTheme="majorHAnsi" w:hAnsiTheme="majorHAnsi" w:cstheme="majorHAnsi"/>
+          <w:sz w:val="24"/>
+          <w:szCs w:val="24"/>
+          <w:lang w:val="es-ES"/>
+        </w:rPr>
+        <w:br/>
+      </w:r>
+    </w:p>
+    <w:p>
+      <w:pPr>
+        <w:rPr>
+          <w:rFonts w:asciiTheme="majorHAnsi" w:hAnsiTheme="majorHAnsi" w:cstheme="majorHAnsi"/>
+          <w:sz w:val="24"/>
+          <w:szCs w:val="24"/>
+          <w:lang w:val="es-ES"/>
+        </w:rPr>
+      </w:pPr>
+      <w:r>
+        <w:rPr>
+          <w:rFonts w:asciiTheme="majorHAnsi" w:hAnsiTheme="majorHAnsi" w:cstheme="majorHAnsi"/>
+          <w:sz w:val="24"/>
+          <w:szCs w:val="24"/>
+          <w:lang w:val="es-ES"/>
+        </w:rPr>
+        <w:lastRenderedPageBreak/>
+        <w:t>6) Realizar capturas de los tipos de instalación.</w:t>
+      </w:r>
+    </w:p>
+    <w:p>
+      <w:pPr>
+        <w:rPr>
+          <w:rFonts w:asciiTheme="majorHAnsi" w:hAnsiTheme="majorHAnsi" w:cstheme="majorHAnsi"/>
+          <w:sz w:val="24"/>
+          <w:szCs w:val="24"/>
+        </w:rPr>
+      </w:pPr>
+      <w:r>
+        <w:rPr>
+          <w:rFonts w:asciiTheme="majorHAnsi" w:hAnsiTheme="majorHAnsi" w:cstheme="majorHAnsi"/>
+          <w:noProof/>
+          <w:sz w:val="24"/>
+          <w:szCs w:val="24"/>
+          <w:lang w:val="es-ES" w:eastAsia="ja-JP"/>
+        </w:rPr>
         <w:drawing>
-          <wp:inline distB="0" distL="0" distR="0" distT="0">
+          <wp:inline distT="0" distB="0" distL="0" distR="0">
             <wp:extent cx="5486400" cy="2138913"/>
-            <wp:effectExtent b="0" l="0" r="0" t="0"/>
+            <wp:effectExtent l="0" t="0" r="0" b="0"/>
             <wp:docPr id="1" name="image-zJQahO9im2vQpLUCsPq_8.png"/>
-            <a:graphic>
+            <wp:cNvGraphicFramePr/>
+            <a:graphic xmlns:a="http://schemas.openxmlformats.org/drawingml/2006/main">
               <a:graphicData uri="http://schemas.openxmlformats.org/drawingml/2006/picture">
-                <pic:pic>
+                <pic:pic xmlns:pic="http://schemas.openxmlformats.org/drawingml/2006/picture">
                   <pic:nvPicPr>
-                    <pic:cNvPr id="1" name="image-zJQahO9im2vQpLUCsPq_8.png" descr=""/>
+                    <pic:cNvPr id="1" name="image-zJQahO9im2vQpLUCsPq_8.png"/>
                     <pic:cNvPicPr/>
                   </pic:nvPicPr>
                   <pic:blipFill>
-                    <a:blip r:embed="rId6" cstate="print"/>
-                    <a:srcRect b="0" l="0" r="0" t="0"/>
+                    <a:blip r:embed="rId7" cstate="print"/>
+                    <a:srcRect/>
                     <a:stretch>
                       <a:fillRect/>
                     </a:stretch>
@@ -291,7 +555,9 @@
                       <a:off x="0" y="0"/>
                       <a:ext cx="5486400" cy="2138913"/>
                     </a:xfrm>
-                    <a:prstGeom prst="rect"/>
+                    <a:prstGeom prst="rect">
+                      <a:avLst/>
+                    </a:prstGeom>
                   </pic:spPr>
                 </pic:pic>
               </a:graphicData>
@@ -302,43 +568,79 @@
     </w:p>
     <w:p>
       <w:pPr>
-        <w:spacing w:lineRule="auto"/>
-      </w:pPr>
-      <w:r>
-        <w:rPr/>
-        <w:br w:type="textWrapping"/>
-      </w:r>
-    </w:p>
-    <w:p>
-      <w:pPr>
-        <w:spacing w:lineRule="auto"/>
-      </w:pPr>
-      <w:r>
-        <w:rPr/>
-        <w:t xml:space="preserve">7) Instalar LibreOffice con la opción personalizada. Realiza captura</w:t>
-      </w:r>
-    </w:p>
-    <w:p>
-      <w:pPr>
-        <w:spacing w:lineRule="auto"/>
-      </w:pPr>
-      <w:r>
-        <w:rPr/>
+        <w:rPr>
+          <w:rFonts w:asciiTheme="majorHAnsi" w:hAnsiTheme="majorHAnsi" w:cstheme="majorHAnsi"/>
+          <w:sz w:val="24"/>
+          <w:szCs w:val="24"/>
+        </w:rPr>
+      </w:pPr>
+      <w:r>
+        <w:rPr>
+          <w:rFonts w:asciiTheme="majorHAnsi" w:hAnsiTheme="majorHAnsi" w:cstheme="majorHAnsi"/>
+          <w:sz w:val="24"/>
+          <w:szCs w:val="24"/>
+        </w:rPr>
+        <w:br/>
+      </w:r>
+    </w:p>
+    <w:p>
+      <w:pPr>
+        <w:rPr>
+          <w:rFonts w:asciiTheme="majorHAnsi" w:hAnsiTheme="majorHAnsi" w:cstheme="majorHAnsi"/>
+          <w:sz w:val="24"/>
+          <w:szCs w:val="24"/>
+        </w:rPr>
+      </w:pPr>
+      <w:r>
+        <w:rPr>
+          <w:rFonts w:asciiTheme="majorHAnsi" w:hAnsiTheme="majorHAnsi" w:cstheme="majorHAnsi"/>
+          <w:sz w:val="24"/>
+          <w:szCs w:val="24"/>
+          <w:lang w:val="es-ES"/>
+        </w:rPr>
+        <w:t xml:space="preserve">7) Instalar LibreOffice con la opción personalizada. </w:t>
+      </w:r>
+      <w:r>
+        <w:rPr>
+          <w:rFonts w:asciiTheme="majorHAnsi" w:hAnsiTheme="majorHAnsi" w:cstheme="majorHAnsi"/>
+          <w:sz w:val="24"/>
+          <w:szCs w:val="24"/>
+        </w:rPr>
+        <w:t>Realiza captura</w:t>
+      </w:r>
+    </w:p>
+    <w:p>
+      <w:pPr>
+        <w:rPr>
+          <w:rFonts w:asciiTheme="majorHAnsi" w:hAnsiTheme="majorHAnsi" w:cstheme="majorHAnsi"/>
+          <w:sz w:val="24"/>
+          <w:szCs w:val="24"/>
+        </w:rPr>
+      </w:pPr>
+      <w:r>
+        <w:rPr>
+          <w:rFonts w:asciiTheme="majorHAnsi" w:hAnsiTheme="majorHAnsi" w:cstheme="majorHAnsi"/>
+          <w:noProof/>
+          <w:sz w:val="24"/>
+          <w:szCs w:val="24"/>
+          <w:lang w:val="es-ES" w:eastAsia="ja-JP"/>
+        </w:rPr>
         <w:drawing>
-          <wp:inline distB="0" distL="0" distR="0" distT="0">
+          <wp:inline distT="0" distB="0" distL="0" distR="0">
             <wp:extent cx="5486400" cy="3362368"/>
-            <wp:effectExtent b="0" l="0" r="0" t="0"/>
+            <wp:effectExtent l="0" t="0" r="0" b="0"/>
             <wp:docPr id="2" name="image-MhTwFZZYXGix4j9GVBS-P.png"/>
-            <a:graphic>
+            <wp:cNvGraphicFramePr/>
+            <a:graphic xmlns:a="http://schemas.openxmlformats.org/drawingml/2006/main">
               <a:graphicData uri="http://schemas.openxmlformats.org/drawingml/2006/picture">
-                <pic:pic>
+                <pic:pic xmlns:pic="http://schemas.openxmlformats.org/drawingml/2006/picture">
                   <pic:nvPicPr>
-                    <pic:cNvPr id="2" name="image-MhTwFZZYXGix4j9GVBS-P.png" descr=""/>
+                    <pic:cNvPr id="2" name="image-MhTwFZZYXGix4j9GVBS-P.png"/>
                     <pic:cNvPicPr/>
                   </pic:nvPicPr>
                   <pic:blipFill>
-                    <a:blip r:embed="rId7" cstate="print"/>
-                    <a:srcRect b="0" l="0" r="0" t="0"/>
+                    <a:blip r:embed="rId8" cstate="print"/>
+                    <a:srcRect/>
                     <a:stretch>
                       <a:fillRect/>
                     </a:stretch>
@@ -348,7 +650,9 @@
                       <a:off x="0" y="0"/>
                       <a:ext cx="5486400" cy="3362368"/>
                     </a:xfrm>
-                    <a:prstGeom prst="rect"/>
+                    <a:prstGeom prst="rect">
+                      <a:avLst/>
+                    </a:prstGeom>
                   </pic:spPr>
                 </pic:pic>
               </a:graphicData>
@@ -359,43 +663,80 @@
     </w:p>
     <w:p>
       <w:pPr>
-        <w:spacing w:lineRule="auto"/>
-      </w:pPr>
-      <w:r>
-        <w:rPr/>
-        <w:br w:type="textWrapping"/>
-      </w:r>
-    </w:p>
-    <w:p>
-      <w:pPr>
-        <w:spacing w:lineRule="auto"/>
-      </w:pPr>
-      <w:r>
-        <w:rPr/>
-        <w:t xml:space="preserve">8) Activa los idiomas albanes y alemán. Realiza captura de pantalla</w:t>
-      </w:r>
-    </w:p>
-    <w:p>
-      <w:pPr>
-        <w:spacing w:lineRule="auto"/>
-      </w:pPr>
-      <w:r>
-        <w:rPr/>
+        <w:rPr>
+          <w:rFonts w:asciiTheme="majorHAnsi" w:hAnsiTheme="majorHAnsi" w:cstheme="majorHAnsi"/>
+          <w:sz w:val="24"/>
+          <w:szCs w:val="24"/>
+        </w:rPr>
+      </w:pPr>
+      <w:r>
+        <w:rPr>
+          <w:rFonts w:asciiTheme="majorHAnsi" w:hAnsiTheme="majorHAnsi" w:cstheme="majorHAnsi"/>
+          <w:sz w:val="24"/>
+          <w:szCs w:val="24"/>
+        </w:rPr>
+        <w:br/>
+      </w:r>
+    </w:p>
+    <w:p>
+      <w:pPr>
+        <w:rPr>
+          <w:rFonts w:asciiTheme="majorHAnsi" w:hAnsiTheme="majorHAnsi" w:cstheme="majorHAnsi"/>
+          <w:sz w:val="24"/>
+          <w:szCs w:val="24"/>
+        </w:rPr>
+      </w:pPr>
+      <w:r>
+        <w:rPr>
+          <w:rFonts w:asciiTheme="majorHAnsi" w:hAnsiTheme="majorHAnsi" w:cstheme="majorHAnsi"/>
+          <w:sz w:val="24"/>
+          <w:szCs w:val="24"/>
+          <w:lang w:val="es-ES"/>
+        </w:rPr>
+        <w:t xml:space="preserve">8) Activa los idiomas albanes y alemán. </w:t>
+      </w:r>
+      <w:r>
+        <w:rPr>
+          <w:rFonts w:asciiTheme="majorHAnsi" w:hAnsiTheme="majorHAnsi" w:cstheme="majorHAnsi"/>
+          <w:sz w:val="24"/>
+          <w:szCs w:val="24"/>
+        </w:rPr>
+        <w:t>Realiza captura de pantalla</w:t>
+      </w:r>
+    </w:p>
+    <w:p>
+      <w:pPr>
+        <w:rPr>
+          <w:rFonts w:asciiTheme="majorHAnsi" w:hAnsiTheme="majorHAnsi" w:cstheme="majorHAnsi"/>
+          <w:sz w:val="24"/>
+          <w:szCs w:val="24"/>
+        </w:rPr>
+      </w:pPr>
+      <w:r>
+        <w:rPr>
+          <w:rFonts w:asciiTheme="majorHAnsi" w:hAnsiTheme="majorHAnsi" w:cstheme="majorHAnsi"/>
+          <w:noProof/>
+          <w:sz w:val="24"/>
+          <w:szCs w:val="24"/>
+          <w:lang w:val="es-ES" w:eastAsia="ja-JP"/>
+        </w:rPr>
+        <w:lastRenderedPageBreak/>
         <w:drawing>
-          <wp:inline distB="0" distL="0" distR="0" distT="0">
+          <wp:inline distT="0" distB="0" distL="0" distR="0">
             <wp:extent cx="1847850" cy="1428750"/>
-            <wp:effectExtent b="0" l="0" r="0" t="0"/>
+            <wp:effectExtent l="0" t="0" r="0" b="0"/>
             <wp:docPr id="3" name="image-XvR9BmNRVsNbF9eEK3VZm.png"/>
-            <a:graphic>
+            <wp:cNvGraphicFramePr/>
+            <a:graphic xmlns:a="http://schemas.openxmlformats.org/drawingml/2006/main">
               <a:graphicData uri="http://schemas.openxmlformats.org/drawingml/2006/picture">
-                <pic:pic>
+                <pic:pic xmlns:pic="http://schemas.openxmlformats.org/drawingml/2006/picture">
                   <pic:nvPicPr>
-                    <pic:cNvPr id="3" name="image-XvR9BmNRVsNbF9eEK3VZm.png" descr=""/>
+                    <pic:cNvPr id="3" name="image-XvR9BmNRVsNbF9eEK3VZm.png"/>
                     <pic:cNvPicPr/>
                   </pic:nvPicPr>
                   <pic:blipFill>
-                    <a:blip r:embed="rId8" cstate="print"/>
-                    <a:srcRect b="0" l="0" r="0" t="0"/>
+                    <a:blip r:embed="rId9" cstate="print"/>
+                    <a:srcRect/>
                     <a:stretch>
                       <a:fillRect/>
                     </a:stretch>
@@ -405,7 +746,9 @@
                       <a:off x="0" y="0"/>
                       <a:ext cx="1847850" cy="1428750"/>
                     </a:xfrm>
-                    <a:prstGeom prst="rect"/>
+                    <a:prstGeom prst="rect">
+                      <a:avLst/>
+                    </a:prstGeom>
                   </pic:spPr>
                 </pic:pic>
               </a:graphicData>
@@ -416,43 +759,72 @@
     </w:p>
     <w:p>
       <w:pPr>
-        <w:spacing w:lineRule="auto"/>
-      </w:pPr>
-      <w:r>
-        <w:rPr/>
-        <w:br w:type="textWrapping"/>
-      </w:r>
-    </w:p>
-    <w:p>
-      <w:pPr>
-        <w:spacing w:lineRule="auto"/>
-      </w:pPr>
-      <w:r>
-        <w:rPr/>
-        <w:t xml:space="preserve">9) Realizar una captura de la instalación del acceso directo</w:t>
-      </w:r>
-    </w:p>
-    <w:p>
-      <w:pPr>
-        <w:spacing w:lineRule="auto"/>
-      </w:pPr>
-      <w:r>
-        <w:rPr/>
+        <w:rPr>
+          <w:rFonts w:asciiTheme="majorHAnsi" w:hAnsiTheme="majorHAnsi" w:cstheme="majorHAnsi"/>
+          <w:sz w:val="24"/>
+          <w:szCs w:val="24"/>
+        </w:rPr>
+      </w:pPr>
+      <w:r>
+        <w:rPr>
+          <w:rFonts w:asciiTheme="majorHAnsi" w:hAnsiTheme="majorHAnsi" w:cstheme="majorHAnsi"/>
+          <w:sz w:val="24"/>
+          <w:szCs w:val="24"/>
+        </w:rPr>
+        <w:br/>
+      </w:r>
+    </w:p>
+    <w:p>
+      <w:pPr>
+        <w:rPr>
+          <w:rFonts w:asciiTheme="majorHAnsi" w:hAnsiTheme="majorHAnsi" w:cstheme="majorHAnsi"/>
+          <w:sz w:val="24"/>
+          <w:szCs w:val="24"/>
+          <w:lang w:val="es-ES"/>
+        </w:rPr>
+      </w:pPr>
+      <w:r>
+        <w:rPr>
+          <w:rFonts w:asciiTheme="majorHAnsi" w:hAnsiTheme="majorHAnsi" w:cstheme="majorHAnsi"/>
+          <w:sz w:val="24"/>
+          <w:szCs w:val="24"/>
+          <w:lang w:val="es-ES"/>
+        </w:rPr>
+        <w:t>9) Realizar una captura de la instalación del acceso directo</w:t>
+      </w:r>
+    </w:p>
+    <w:p>
+      <w:pPr>
+        <w:rPr>
+          <w:rFonts w:asciiTheme="majorHAnsi" w:hAnsiTheme="majorHAnsi" w:cstheme="majorHAnsi"/>
+          <w:sz w:val="24"/>
+          <w:szCs w:val="24"/>
+        </w:rPr>
+      </w:pPr>
+      <w:r>
+        <w:rPr>
+          <w:rFonts w:asciiTheme="majorHAnsi" w:hAnsiTheme="majorHAnsi" w:cstheme="majorHAnsi"/>
+          <w:noProof/>
+          <w:sz w:val="24"/>
+          <w:szCs w:val="24"/>
+          <w:lang w:val="es-ES" w:eastAsia="ja-JP"/>
+        </w:rPr>
         <w:drawing>
-          <wp:inline distB="0" distL="0" distR="0" distT="0">
+          <wp:inline distT="0" distB="0" distL="0" distR="0">
             <wp:extent cx="1076325" cy="990600"/>
-            <wp:effectExtent b="0" l="0" r="0" t="0"/>
+            <wp:effectExtent l="0" t="0" r="0" b="0"/>
             <wp:docPr id="4" name="image-yZUsCc0kmSi4p1PQfG0_M.png"/>
-            <a:graphic>
+            <wp:cNvGraphicFramePr/>
+            <a:graphic xmlns:a="http://schemas.openxmlformats.org/drawingml/2006/main">
               <a:graphicData uri="http://schemas.openxmlformats.org/drawingml/2006/picture">
-                <pic:pic>
+                <pic:pic xmlns:pic="http://schemas.openxmlformats.org/drawingml/2006/picture">
                   <pic:nvPicPr>
-                    <pic:cNvPr id="4" name="image-yZUsCc0kmSi4p1PQfG0_M.png" descr=""/>
+                    <pic:cNvPr id="4" name="image-yZUsCc0kmSi4p1PQfG0_M.png"/>
                     <pic:cNvPicPr/>
                   </pic:nvPicPr>
                   <pic:blipFill>
-                    <a:blip r:embed="rId9" cstate="print"/>
-                    <a:srcRect b="0" l="0" r="0" t="0"/>
+                    <a:blip r:embed="rId10" cstate="print"/>
+                    <a:srcRect/>
                     <a:stretch>
                       <a:fillRect/>
                     </a:stretch>
@@ -462,7 +834,9 @@
                       <a:off x="0" y="0"/>
                       <a:ext cx="1076325" cy="990600"/>
                     </a:xfrm>
-                    <a:prstGeom prst="rect"/>
+                    <a:prstGeom prst="rect">
+                      <a:avLst/>
+                    </a:prstGeom>
                   </pic:spPr>
                 </pic:pic>
               </a:graphicData>
@@ -473,43 +847,82 @@
     </w:p>
     <w:p>
       <w:pPr>
-        <w:spacing w:lineRule="auto"/>
-      </w:pPr>
-      <w:r>
-        <w:rPr/>
-        <w:br w:type="textWrapping"/>
-      </w:r>
-    </w:p>
-    <w:p>
-      <w:pPr>
-        <w:spacing w:lineRule="auto"/>
-      </w:pPr>
-      <w:r>
-        <w:rPr/>
-        <w:t xml:space="preserve">10) Realizar una captura donde se vea que se está instalado LibreOffice</w:t>
-      </w:r>
-    </w:p>
-    <w:p>
-      <w:pPr>
-        <w:spacing w:lineRule="auto"/>
-      </w:pPr>
-      <w:r>
-        <w:rPr/>
+        <w:rPr>
+          <w:rFonts w:asciiTheme="majorHAnsi" w:hAnsiTheme="majorHAnsi" w:cstheme="majorHAnsi"/>
+          <w:sz w:val="24"/>
+          <w:szCs w:val="24"/>
+        </w:rPr>
+      </w:pPr>
+      <w:r>
+        <w:rPr>
+          <w:rFonts w:asciiTheme="majorHAnsi" w:hAnsiTheme="majorHAnsi" w:cstheme="majorHAnsi"/>
+          <w:sz w:val="24"/>
+          <w:szCs w:val="24"/>
+        </w:rPr>
+        <w:br/>
+      </w:r>
+    </w:p>
+    <w:p>
+      <w:pPr>
+        <w:rPr>
+          <w:rFonts w:asciiTheme="majorHAnsi" w:hAnsiTheme="majorHAnsi" w:cstheme="majorHAnsi"/>
+          <w:sz w:val="24"/>
+          <w:szCs w:val="24"/>
+          <w:lang w:val="es-ES"/>
+        </w:rPr>
+      </w:pPr>
+      <w:r>
+        <w:rPr>
+          <w:rFonts w:asciiTheme="majorHAnsi" w:hAnsiTheme="majorHAnsi" w:cstheme="majorHAnsi"/>
+          <w:sz w:val="24"/>
+          <w:szCs w:val="24"/>
+          <w:lang w:val="es-ES"/>
+        </w:rPr>
+        <w:t>10) Realizar una captura donde se vea que se</w:t>
+      </w:r>
+      <w:r>
+        <w:rPr>
+          <w:rFonts w:asciiTheme="majorHAnsi" w:hAnsiTheme="majorHAnsi" w:cstheme="majorHAnsi"/>
+          <w:sz w:val="24"/>
+          <w:szCs w:val="24"/>
+          <w:lang w:val="es-ES"/>
+        </w:rPr>
+        <w:t xml:space="preserve"> está instalado LibreOffice</w:t>
+      </w:r>
+    </w:p>
+    <w:p>
+      <w:pPr>
+        <w:rPr>
+          <w:rFonts w:asciiTheme="majorHAnsi" w:hAnsiTheme="majorHAnsi" w:cstheme="majorHAnsi"/>
+          <w:sz w:val="24"/>
+          <w:szCs w:val="24"/>
+        </w:rPr>
+      </w:pPr>
+      <w:r>
+        <w:rPr>
+          <w:rFonts w:asciiTheme="majorHAnsi" w:hAnsiTheme="majorHAnsi" w:cstheme="majorHAnsi"/>
+          <w:noProof/>
+          <w:sz w:val="24"/>
+          <w:szCs w:val="24"/>
+          <w:lang w:val="es-ES" w:eastAsia="ja-JP"/>
+        </w:rPr>
+        <w:lastRenderedPageBreak/>
         <w:drawing>
-          <wp:inline distB="0" distL="0" distR="0" distT="0">
+          <wp:inline distT="0" distB="0" distL="0" distR="0">
             <wp:extent cx="4286250" cy="6657975"/>
-            <wp:effectExtent b="0" l="0" r="0" t="0"/>
+            <wp:effectExtent l="0" t="0" r="0" b="0"/>
             <wp:docPr id="5" name="image-afin-rrodNim_35sg8k-I.png"/>
-            <a:graphic>
+            <wp:cNvGraphicFramePr/>
+            <a:graphic xmlns:a="http://schemas.openxmlformats.org/drawingml/2006/main">
               <a:graphicData uri="http://schemas.openxmlformats.org/drawingml/2006/picture">
-                <pic:pic>
+                <pic:pic xmlns:pic="http://schemas.openxmlformats.org/drawingml/2006/picture">
                   <pic:nvPicPr>
-                    <pic:cNvPr id="5" name="image-afin-rrodNim_35sg8k-I.png" descr=""/>
+                    <pic:cNvPr id="5" name="image-afin-rrodNim_35sg8k-I.png"/>
                     <pic:cNvPicPr/>
                   </pic:nvPicPr>
                   <pic:blipFill>
-                    <a:blip r:embed="rId10" cstate="print"/>
-                    <a:srcRect b="0" l="0" r="0" t="0"/>
+                    <a:blip r:embed="rId11" cstate="print"/>
+                    <a:srcRect/>
                     <a:stretch>
                       <a:fillRect/>
                     </a:stretch>
@@ -519,7 +932,9 @@
                       <a:off x="0" y="0"/>
                       <a:ext cx="4286250" cy="6657975"/>
                     </a:xfrm>
-                    <a:prstGeom prst="rect"/>
+                    <a:prstGeom prst="rect">
+                      <a:avLst/>
+                    </a:prstGeom>
                   </pic:spPr>
                 </pic:pic>
               </a:graphicData>
@@ -530,43 +945,73 @@
     </w:p>
     <w:p>
       <w:pPr>
-        <w:spacing w:lineRule="auto"/>
-      </w:pPr>
-      <w:r>
-        <w:rPr/>
-        <w:br w:type="textWrapping"/>
-      </w:r>
-    </w:p>
-    <w:p>
-      <w:pPr>
-        <w:spacing w:lineRule="auto"/>
-      </w:pPr>
-      <w:r>
-        <w:rPr/>
-        <w:t xml:space="preserve">11) Realiza una captura del escritorio de Windows 10 donde se vea que se ha creado un icono de LibreOffice</w:t>
-      </w:r>
-    </w:p>
-    <w:p>
-      <w:pPr>
-        <w:spacing w:lineRule="auto"/>
-      </w:pPr>
-      <w:r>
-        <w:rPr/>
+        <w:rPr>
+          <w:rFonts w:asciiTheme="majorHAnsi" w:hAnsiTheme="majorHAnsi" w:cstheme="majorHAnsi"/>
+          <w:sz w:val="24"/>
+          <w:szCs w:val="24"/>
+        </w:rPr>
+      </w:pPr>
+      <w:r>
+        <w:rPr>
+          <w:rFonts w:asciiTheme="majorHAnsi" w:hAnsiTheme="majorHAnsi" w:cstheme="majorHAnsi"/>
+          <w:sz w:val="24"/>
+          <w:szCs w:val="24"/>
+        </w:rPr>
+        <w:br/>
+      </w:r>
+    </w:p>
+    <w:p>
+      <w:pPr>
+        <w:rPr>
+          <w:rFonts w:asciiTheme="majorHAnsi" w:hAnsiTheme="majorHAnsi" w:cstheme="majorHAnsi"/>
+          <w:sz w:val="24"/>
+          <w:szCs w:val="24"/>
+          <w:lang w:val="es-ES"/>
+        </w:rPr>
+      </w:pPr>
+      <w:r>
+        <w:rPr>
+          <w:rFonts w:asciiTheme="majorHAnsi" w:hAnsiTheme="majorHAnsi" w:cstheme="majorHAnsi"/>
+          <w:sz w:val="24"/>
+          <w:szCs w:val="24"/>
+          <w:lang w:val="es-ES"/>
+        </w:rPr>
+        <w:t>11) Realiza una captura del escritorio de Windows 10 donde se vea que se ha creado un icono de LibreOffice</w:t>
+      </w:r>
+    </w:p>
+    <w:p>
+      <w:pPr>
+        <w:rPr>
+          <w:rFonts w:asciiTheme="majorHAnsi" w:hAnsiTheme="majorHAnsi" w:cstheme="majorHAnsi"/>
+          <w:sz w:val="24"/>
+          <w:szCs w:val="24"/>
+        </w:rPr>
+      </w:pPr>
+      <w:r>
+        <w:rPr>
+          <w:rFonts w:asciiTheme="majorHAnsi" w:hAnsiTheme="majorHAnsi" w:cstheme="majorHAnsi"/>
+          <w:noProof/>
+          <w:sz w:val="24"/>
+          <w:szCs w:val="24"/>
+          <w:lang w:val="es-ES" w:eastAsia="ja-JP"/>
+        </w:rPr>
+        <w:lastRenderedPageBreak/>
         <w:drawing>
-          <wp:inline distB="0" distL="0" distR="0" distT="0">
+          <wp:inline distT="0" distB="0" distL="0" distR="0">
             <wp:extent cx="5486400" cy="3086100"/>
-            <wp:effectExtent b="0" l="0" r="0" t="0"/>
+            <wp:effectExtent l="0" t="0" r="0" b="0"/>
             <wp:docPr id="6" name="image-DoTic5hvYbAZWMvGe7ZMo.png"/>
-            <a:graphic>
+            <wp:cNvGraphicFramePr/>
+            <a:graphic xmlns:a="http://schemas.openxmlformats.org/drawingml/2006/main">
               <a:graphicData uri="http://schemas.openxmlformats.org/drawingml/2006/picture">
-                <pic:pic>
+                <pic:pic xmlns:pic="http://schemas.openxmlformats.org/drawingml/2006/picture">
                   <pic:nvPicPr>
-                    <pic:cNvPr id="6" name="image-DoTic5hvYbAZWMvGe7ZMo.png" descr=""/>
+                    <pic:cNvPr id="6" name="image-DoTic5hvYbAZWMvGe7ZMo.png"/>
                     <pic:cNvPicPr/>
                   </pic:nvPicPr>
                   <pic:blipFill>
-                    <a:blip r:embed="rId11" cstate="print"/>
-                    <a:srcRect b="0" l="0" r="0" t="0"/>
+                    <a:blip r:embed="rId12" cstate="print"/>
+                    <a:srcRect/>
                     <a:stretch>
                       <a:fillRect/>
                     </a:stretch>
@@ -576,7 +1021,9 @@
                       <a:off x="0" y="0"/>
                       <a:ext cx="5486400" cy="3086100"/>
                     </a:xfrm>
-                    <a:prstGeom prst="rect"/>
+                    <a:prstGeom prst="rect">
+                      <a:avLst/>
+                    </a:prstGeom>
                   </pic:spPr>
                 </pic:pic>
               </a:graphicData>
@@ -587,61 +1034,128 @@
     </w:p>
     <w:p>
       <w:pPr>
-        <w:spacing w:lineRule="auto"/>
-      </w:pPr>
-      <w:r>
-        <w:rPr/>
-        <w:br w:type="textWrapping"/>
-      </w:r>
-    </w:p>
-    <w:p>
-      <w:pPr>
-        <w:spacing w:lineRule="auto"/>
-      </w:pPr>
-      <w:r>
-        <w:rPr/>
-        <w:t xml:space="preserve">12) Pulsáis el icono del escritorio de LibreOffice y en el menú herramientas🡪opciones</w:t>
-      </w:r>
-    </w:p>
-    <w:p>
-      <w:pPr>
-        <w:spacing w:lineRule="auto"/>
-      </w:pPr>
-      <w:r>
-        <w:rPr/>
-        <w:br w:type="textWrapping"/>
-      </w:r>
-    </w:p>
-    <w:p>
-      <w:pPr>
-        <w:spacing w:lineRule="auto"/>
-      </w:pPr>
-      <w:r>
-        <w:rPr/>
-        <w:t xml:space="preserve">a) Datos de Identidad los rellenáis con vuestros datos y hacéis una captura de pantalla</w:t>
-      </w:r>
-    </w:p>
-    <w:p>
-      <w:pPr>
-        <w:spacing w:lineRule="auto"/>
-      </w:pPr>
-      <w:r>
-        <w:rPr/>
+        <w:rPr>
+          <w:rFonts w:asciiTheme="majorHAnsi" w:hAnsiTheme="majorHAnsi" w:cstheme="majorHAnsi"/>
+          <w:sz w:val="24"/>
+          <w:szCs w:val="24"/>
+        </w:rPr>
+      </w:pPr>
+      <w:r>
+        <w:rPr>
+          <w:rFonts w:asciiTheme="majorHAnsi" w:hAnsiTheme="majorHAnsi" w:cstheme="majorHAnsi"/>
+          <w:sz w:val="24"/>
+          <w:szCs w:val="24"/>
+        </w:rPr>
+        <w:br/>
+      </w:r>
+    </w:p>
+    <w:p>
+      <w:pPr>
+        <w:rPr>
+          <w:rFonts w:asciiTheme="majorHAnsi" w:hAnsiTheme="majorHAnsi" w:cstheme="majorHAnsi"/>
+          <w:sz w:val="24"/>
+          <w:szCs w:val="24"/>
+          <w:lang w:val="es-ES"/>
+        </w:rPr>
+      </w:pPr>
+      <w:r>
+        <w:rPr>
+          <w:rFonts w:asciiTheme="majorHAnsi" w:hAnsiTheme="majorHAnsi" w:cstheme="majorHAnsi"/>
+          <w:sz w:val="24"/>
+          <w:szCs w:val="24"/>
+          <w:lang w:val="es-ES"/>
+        </w:rPr>
+        <w:t>12) Pulsáis el icono del escritorio de LibreOffice y en el menú herramientas</w:t>
+      </w:r>
+      <w:r>
+        <w:rPr>
+          <w:rFonts w:hAnsi="Times New Roman" w:cs="Times New Roman"/>
+          <w:sz w:val="24"/>
+          <w:szCs w:val="24"/>
+        </w:rPr>
+        <w:t>🡪</w:t>
+      </w:r>
+      <w:r>
+        <w:rPr>
+          <w:rFonts w:asciiTheme="majorHAnsi" w:hAnsiTheme="majorHAnsi" w:cstheme="majorHAnsi"/>
+          <w:sz w:val="24"/>
+          <w:szCs w:val="24"/>
+          <w:lang w:val="es-ES"/>
+        </w:rPr>
+        <w:t>opciones</w:t>
+      </w:r>
+    </w:p>
+    <w:p>
+      <w:pPr>
+        <w:rPr>
+          <w:rFonts w:asciiTheme="majorHAnsi" w:hAnsiTheme="majorHAnsi" w:cstheme="majorHAnsi"/>
+          <w:sz w:val="24"/>
+          <w:szCs w:val="24"/>
+          <w:lang w:val="es-ES"/>
+        </w:rPr>
+      </w:pPr>
+      <w:r>
+        <w:rPr>
+          <w:rFonts w:asciiTheme="majorHAnsi" w:hAnsiTheme="majorHAnsi" w:cstheme="majorHAnsi"/>
+          <w:sz w:val="24"/>
+          <w:szCs w:val="24"/>
+          <w:lang w:val="es-ES"/>
+        </w:rPr>
+        <w:br/>
+      </w:r>
+    </w:p>
+    <w:p>
+      <w:pPr>
+        <w:rPr>
+          <w:rFonts w:asciiTheme="majorHAnsi" w:hAnsiTheme="majorHAnsi" w:cstheme="majorHAnsi"/>
+          <w:sz w:val="24"/>
+          <w:szCs w:val="24"/>
+          <w:lang w:val="es-ES"/>
+        </w:rPr>
+      </w:pPr>
+      <w:r>
+        <w:rPr>
+          <w:rFonts w:asciiTheme="majorHAnsi" w:hAnsiTheme="majorHAnsi" w:cstheme="majorHAnsi"/>
+          <w:sz w:val="24"/>
+          <w:szCs w:val="24"/>
+          <w:lang w:val="es-ES"/>
+        </w:rPr>
+        <w:t>a) Datos de Identidad los rellenáis con vuestros datos y hacéis una captura de pantalla</w:t>
+      </w:r>
+    </w:p>
+    <w:p>
+      <w:pPr>
+        <w:rPr>
+          <w:rFonts w:asciiTheme="majorHAnsi" w:hAnsiTheme="majorHAnsi" w:cstheme="majorHAnsi"/>
+          <w:sz w:val="24"/>
+          <w:szCs w:val="24"/>
+        </w:rPr>
+      </w:pPr>
+      <w:r>
+        <w:rPr>
+          <w:rFonts w:asciiTheme="majorHAnsi" w:hAnsiTheme="majorHAnsi" w:cstheme="majorHAnsi"/>
+          <w:noProof/>
+          <w:sz w:val="24"/>
+          <w:szCs w:val="24"/>
+          <w:lang w:val="es-ES" w:eastAsia="ja-JP"/>
+        </w:rPr>
+        <w:lastRenderedPageBreak/>
         <w:drawing>
-          <wp:inline distB="0" distL="0" distR="0" distT="0">
+          <wp:inline distT="0" distB="0" distL="0" distR="0">
             <wp:extent cx="5486400" cy="3978081"/>
-            <wp:effectExtent b="0" l="0" r="0" t="0"/>
+            <wp:effectExtent l="0" t="0" r="0" b="0"/>
             <wp:docPr id="7" name="image-6ukNdRhI_3jKteredRFUg.png"/>
-            <a:graphic>
+            <wp:cNvGraphicFramePr/>
+            <a:graphic xmlns:a="http://schemas.openxmlformats.org/drawingml/2006/main">
               <a:graphicData uri="http://schemas.openxmlformats.org/drawingml/2006/picture">
-                <pic:pic>
+                <pic:pic xmlns:pic="http://schemas.openxmlformats.org/drawingml/2006/picture">
                   <pic:nvPicPr>
-                    <pic:cNvPr id="7" name="image-6ukNdRhI_3jKteredRFUg.png" descr=""/>
+                    <pic:cNvPr id="7" name="image-6ukNdRhI_3jKteredRFUg.png"/>
                     <pic:cNvPicPr/>
                   </pic:nvPicPr>
                   <pic:blipFill>
-                    <a:blip r:embed="rId12" cstate="print"/>
-                    <a:srcRect b="0" l="0" r="0" t="0"/>
+                    <a:blip r:embed="rId13" cstate="print"/>
+                    <a:srcRect/>
                     <a:stretch>
                       <a:fillRect/>
                     </a:stretch>
@@ -651,7 +1165,9 @@
                       <a:off x="0" y="0"/>
                       <a:ext cx="5486400" cy="3978081"/>
                     </a:xfrm>
-                    <a:prstGeom prst="rect"/>
+                    <a:prstGeom prst="rect">
+                      <a:avLst/>
+                    </a:prstGeom>
                   </pic:spPr>
                 </pic:pic>
               </a:graphicData>
@@ -662,43 +1178,72 @@
     </w:p>
     <w:p>
       <w:pPr>
-        <w:spacing w:lineRule="auto"/>
-      </w:pPr>
-      <w:r>
-        <w:rPr/>
-        <w:br w:type="textWrapping"/>
-      </w:r>
-    </w:p>
-    <w:p>
-      <w:pPr>
-        <w:spacing w:lineRule="auto"/>
-      </w:pPr>
-      <w:r>
-        <w:rPr/>
-        <w:t xml:space="preserve">b) Luego en el mismo menú ve actualizaciones e indica actualizaciones mensualmente</w:t>
-      </w:r>
-    </w:p>
-    <w:p>
-      <w:pPr>
-        <w:spacing w:lineRule="auto"/>
-      </w:pPr>
-      <w:r>
-        <w:rPr/>
+        <w:rPr>
+          <w:rFonts w:asciiTheme="majorHAnsi" w:hAnsiTheme="majorHAnsi" w:cstheme="majorHAnsi"/>
+          <w:sz w:val="24"/>
+          <w:szCs w:val="24"/>
+        </w:rPr>
+      </w:pPr>
+      <w:r>
+        <w:rPr>
+          <w:rFonts w:asciiTheme="majorHAnsi" w:hAnsiTheme="majorHAnsi" w:cstheme="majorHAnsi"/>
+          <w:sz w:val="24"/>
+          <w:szCs w:val="24"/>
+        </w:rPr>
+        <w:br/>
+      </w:r>
+    </w:p>
+    <w:p>
+      <w:pPr>
+        <w:rPr>
+          <w:rFonts w:asciiTheme="majorHAnsi" w:hAnsiTheme="majorHAnsi" w:cstheme="majorHAnsi"/>
+          <w:sz w:val="24"/>
+          <w:szCs w:val="24"/>
+          <w:lang w:val="es-ES"/>
+        </w:rPr>
+      </w:pPr>
+      <w:r>
+        <w:rPr>
+          <w:rFonts w:asciiTheme="majorHAnsi" w:hAnsiTheme="majorHAnsi" w:cstheme="majorHAnsi"/>
+          <w:sz w:val="24"/>
+          <w:szCs w:val="24"/>
+          <w:lang w:val="es-ES"/>
+        </w:rPr>
+        <w:t>b) Luego en el mismo menú ve actualizaciones e indica actualizaciones mensualmente</w:t>
+      </w:r>
+    </w:p>
+    <w:p>
+      <w:pPr>
+        <w:rPr>
+          <w:rFonts w:asciiTheme="majorHAnsi" w:hAnsiTheme="majorHAnsi" w:cstheme="majorHAnsi"/>
+          <w:sz w:val="24"/>
+          <w:szCs w:val="24"/>
+        </w:rPr>
+      </w:pPr>
+      <w:r>
+        <w:rPr>
+          <w:rFonts w:asciiTheme="majorHAnsi" w:hAnsiTheme="majorHAnsi" w:cstheme="majorHAnsi"/>
+          <w:noProof/>
+          <w:sz w:val="24"/>
+          <w:szCs w:val="24"/>
+          <w:lang w:val="es-ES" w:eastAsia="ja-JP"/>
+        </w:rPr>
         <w:drawing>
-          <wp:inline distB="0" distL="0" distR="0" distT="0">
+          <wp:inline distT="0" distB="0" distL="0" distR="0">
             <wp:extent cx="4105275" cy="1438275"/>
-            <wp:effectExtent b="0" l="0" r="0" t="0"/>
+            <wp:effectExtent l="0" t="0" r="0" b="0"/>
             <wp:docPr id="8" name="image-M-SM3wu4bXdqotlAg7tPg.png"/>
-            <a:graphic>
+            <wp:cNvGraphicFramePr/>
+            <a:graphic xmlns:a="http://schemas.openxmlformats.org/drawingml/2006/main">
               <a:graphicData uri="http://schemas.openxmlformats.org/drawingml/2006/picture">
-                <pic:pic>
+                <pic:pic xmlns:pic="http://schemas.openxmlformats.org/drawingml/2006/picture">
                   <pic:nvPicPr>
-                    <pic:cNvPr id="8" name="image-M-SM3wu4bXdqotlAg7tPg.png" descr=""/>
+                    <pic:cNvPr id="8" name="image-M-SM3wu4bXdqotlAg7tPg.png"/>
                     <pic:cNvPicPr/>
                   </pic:nvPicPr>
                   <pic:blipFill>
-                    <a:blip r:embed="rId13" cstate="print"/>
-                    <a:srcRect b="0" l="0" r="0" t="0"/>
+                    <a:blip r:embed="rId14" cstate="print"/>
+                    <a:srcRect/>
                     <a:stretch>
                       <a:fillRect/>
                     </a:stretch>
@@ -708,7 +1253,9 @@
                       <a:off x="0" y="0"/>
                       <a:ext cx="4105275" cy="1438275"/>
                     </a:xfrm>
-                    <a:prstGeom prst="rect"/>
+                    <a:prstGeom prst="rect">
+                      <a:avLst/>
+                    </a:prstGeom>
                   </pic:spPr>
                 </pic:pic>
               </a:graphicData>
@@ -719,43 +1266,70 @@
     </w:p>
     <w:p>
       <w:pPr>
-        <w:spacing w:lineRule="auto"/>
-      </w:pPr>
-      <w:r>
-        <w:rPr/>
-        <w:br w:type="textWrapping"/>
-      </w:r>
-    </w:p>
-    <w:p>
-      <w:pPr>
-        <w:spacing w:lineRule="auto"/>
-      </w:pPr>
-      <w:r>
-        <w:rPr/>
-        <w:t xml:space="preserve">c) Luego ve al menú idioma y regiones en general y comprueba que se ha instalado los diccionarios o lenguajes de albanes y alemán. Realiza captura de pantalla</w:t>
-      </w:r>
-    </w:p>
-    <w:p>
-      <w:pPr>
-        <w:spacing w:lineRule="auto"/>
-      </w:pPr>
-      <w:r>
-        <w:rPr/>
+        <w:rPr>
+          <w:rFonts w:asciiTheme="majorHAnsi" w:hAnsiTheme="majorHAnsi" w:cstheme="majorHAnsi"/>
+          <w:sz w:val="24"/>
+          <w:szCs w:val="24"/>
+        </w:rPr>
+      </w:pPr>
+      <w:r>
+        <w:rPr>
+          <w:rFonts w:asciiTheme="majorHAnsi" w:hAnsiTheme="majorHAnsi" w:cstheme="majorHAnsi"/>
+          <w:sz w:val="24"/>
+          <w:szCs w:val="24"/>
+        </w:rPr>
+        <w:br/>
+      </w:r>
+    </w:p>
+    <w:p>
+      <w:pPr>
+        <w:rPr>
+          <w:rFonts w:asciiTheme="majorHAnsi" w:hAnsiTheme="majorHAnsi" w:cstheme="majorHAnsi"/>
+          <w:sz w:val="24"/>
+          <w:szCs w:val="24"/>
+        </w:rPr>
+      </w:pPr>
+      <w:r>
+        <w:rPr>
+          <w:rFonts w:asciiTheme="majorHAnsi" w:hAnsiTheme="majorHAnsi" w:cstheme="majorHAnsi"/>
+          <w:sz w:val="24"/>
+          <w:szCs w:val="24"/>
+          <w:lang w:val="es-ES"/>
+        </w:rPr>
+        <w:t xml:space="preserve">c) Luego ve al menú idioma y regiones en general y comprueba que se ha instalado los diccionarios o lenguajes de albanes y alemán. </w:t>
+      </w:r>
+      <w:r>
+        <w:rPr>
+          <w:rFonts w:asciiTheme="majorHAnsi" w:hAnsiTheme="majorHAnsi" w:cstheme="majorHAnsi"/>
+          <w:sz w:val="24"/>
+          <w:szCs w:val="24"/>
+        </w:rPr>
+        <w:t>Realiza captura de pantalla</w:t>
+      </w:r>
+    </w:p>
+    <w:p>
+      <w:r>
+        <w:rPr>
+          <w:noProof/>
+          <w:lang w:val="es-ES" w:eastAsia="ja-JP"/>
+        </w:rPr>
+        <w:lastRenderedPageBreak/>
         <w:drawing>
-          <wp:inline distB="0" distL="0" distR="0" distT="0">
+          <wp:inline distT="0" distB="0" distL="0" distR="0">
             <wp:extent cx="4829175" cy="1247775"/>
-            <wp:effectExtent b="0" l="0" r="0" t="0"/>
+            <wp:effectExtent l="0" t="0" r="0" b="0"/>
             <wp:docPr id="9" name="image-gU_qxmbYCjbLl-ulhkKZV.png"/>
-            <a:graphic>
+            <wp:cNvGraphicFramePr/>
+            <a:graphic xmlns:a="http://schemas.openxmlformats.org/drawingml/2006/main">
               <a:graphicData uri="http://schemas.openxmlformats.org/drawingml/2006/picture">
-                <pic:pic>
+                <pic:pic xmlns:pic="http://schemas.openxmlformats.org/drawingml/2006/picture">
                   <pic:nvPicPr>
-                    <pic:cNvPr id="9" name="image-gU_qxmbYCjbLl-ulhkKZV.png" descr=""/>
+                    <pic:cNvPr id="9" name="image-gU_qxmbYCjbLl-ulhkKZV.png"/>
                     <pic:cNvPicPr/>
                   </pic:nvPicPr>
                   <pic:blipFill>
-                    <a:blip r:embed="rId14" cstate="print"/>
-                    <a:srcRect b="0" l="0" r="0" t="0"/>
+                    <a:blip r:embed="rId15" cstate="print"/>
+                    <a:srcRect/>
                     <a:stretch>
                       <a:fillRect/>
                     </a:stretch>
@@ -765,7 +1339,9 @@
                       <a:off x="0" y="0"/>
                       <a:ext cx="4829175" cy="1247775"/>
                     </a:xfrm>
-                    <a:prstGeom prst="rect"/>
+                    <a:prstGeom prst="rect">
+                      <a:avLst/>
+                    </a:prstGeom>
                   </pic:spPr>
                 </pic:pic>
               </a:graphicData>
@@ -774,29 +1350,97 @@
         </w:drawing>
       </w:r>
     </w:p>
+    <w:sectPr>
+      <w:footerReference w:type="default" r:id="rId16"/>
+      <w:pgSz w:w="12240" w:h="15840"/>
+      <w:pgMar w:top="1440" w:right="1800" w:bottom="1440" w:left="1800" w:header="720" w:footer="720" w:gutter="0"/>
+      <w:cols w:space="720"/>
+    </w:sectPr>
   </w:body>
 </w:document>
 </file>
 
+<file path=word/endnotes.xml><?xml version="1.0" encoding="utf-8"?>
+<w:endnotes xmlns:wpc="http://schemas.microsoft.com/office/word/2010/wordprocessingCanvas" xmlns:cx="http://schemas.microsoft.com/office/drawing/2014/chartex" xmlns:mc="http://schemas.openxmlformats.org/markup-compatibility/2006" xmlns:o="urn:schemas-microsoft-com:office:office" xmlns:r="http://schemas.openxmlformats.org/officeDocument/2006/relationships" xmlns:m="http://schemas.openxmlformats.org/officeDocument/2006/math" xmlns:v="urn:schemas-microsoft-com:vml" xmlns:wp14="http://schemas.microsoft.com/office/word/2010/wordprocessingDrawing" xmlns:wp="http://schemas.openxmlformats.org/drawingml/2006/wordprocessingDrawing" xmlns:w10="urn:schemas-microsoft-com:office:word" xmlns:w="http://schemas.openxmlformats.org/wordprocessingml/2006/main" xmlns:w14="http://schemas.microsoft.com/office/word/2010/wordml" xmlns:w15="http://schemas.microsoft.com/office/word/2012/wordml" xmlns:w16se="http://schemas.microsoft.com/office/word/2015/wordml/symex" xmlns:wpg="http://schemas.microsoft.com/office/word/2010/wordprocessingGroup" xmlns:wpi="http://schemas.microsoft.com/office/word/2010/wordprocessingInk" xmlns:wne="http://schemas.microsoft.com/office/word/2006/wordml" xmlns:wps="http://schemas.microsoft.com/office/word/2010/wordprocessingShape" mc:Ignorable="w14 w15 w16se wp14">
+  <w:endnote w:type="separator" w:id="-1">
+    <w:p>
+      <w:pPr>
+        <w:spacing w:after="0" w:line="240" w:lineRule="auto"/>
+      </w:pPr>
+      <w:r>
+        <w:separator/>
+      </w:r>
+    </w:p>
+  </w:endnote>
+  <w:endnote w:type="continuationSeparator" w:id="0">
+    <w:p>
+      <w:pPr>
+        <w:spacing w:after="0" w:line="240" w:lineRule="auto"/>
+      </w:pPr>
+      <w:r>
+        <w:continuationSeparator/>
+      </w:r>
+    </w:p>
+  </w:endnote>
+</w:endnotes>
+</file>
+
 <file path=word/footer1.xml><?xml version="1.0" encoding="utf-8"?>
-<ftr xmlns="http://schemas.openxmlformats.org/wordprocessingml/2006/main">
-  <p>
-    <pPr>
-      <spacing xmlns:ns1="http://schemas.openxmlformats.org/wordprocessingml/2006/main" ns1:lineRule="auto"/>
-    </pPr>
-    <r>
-      <rPr/>
-    </r>
-    <fldSimple xmlns:ns2="http://schemas.openxmlformats.org/wordprocessingml/2006/main" ns2:instr="PAGE">
-      <r/>
-    </fldSimple>
-  </p>
-</ftr>
+<w:ftr xmlns:wpc="http://schemas.microsoft.com/office/word/2010/wordprocessingCanvas" xmlns:cx="http://schemas.microsoft.com/office/drawing/2014/chartex" xmlns:mc="http://schemas.openxmlformats.org/markup-compatibility/2006" xmlns:o="urn:schemas-microsoft-com:office:office" xmlns:r="http://schemas.openxmlformats.org/officeDocument/2006/relationships" xmlns:m="http://schemas.openxmlformats.org/officeDocument/2006/math" xmlns:v="urn:schemas-microsoft-com:vml" xmlns:wp14="http://schemas.microsoft.com/office/word/2010/wordprocessingDrawing" xmlns:wp="http://schemas.openxmlformats.org/drawingml/2006/wordprocessingDrawing" xmlns:w10="urn:schemas-microsoft-com:office:word" xmlns:w="http://schemas.openxmlformats.org/wordprocessingml/2006/main" xmlns:w14="http://schemas.microsoft.com/office/word/2010/wordml" xmlns:w15="http://schemas.microsoft.com/office/word/2012/wordml" xmlns:w16se="http://schemas.microsoft.com/office/word/2015/wordml/symex" xmlns:wpg="http://schemas.microsoft.com/office/word/2010/wordprocessingGroup" xmlns:wpi="http://schemas.microsoft.com/office/word/2010/wordprocessingInk" xmlns:wne="http://schemas.microsoft.com/office/word/2006/wordml" xmlns:wps="http://schemas.microsoft.com/office/word/2010/wordprocessingShape" mc:Ignorable="w14 w15 w16se wp14">
+  <w:p>
+    <w:r>
+      <w:fldChar w:fldCharType="begin"/>
+    </w:r>
+    <w:r>
+      <w:instrText>PAGE</w:instrText>
+    </w:r>
+    <w:r>
+      <w:fldChar w:fldCharType="separate"/>
+    </w:r>
+    <w:r>
+      <w:rPr>
+        <w:noProof/>
+      </w:rPr>
+      <w:t>2</w:t>
+    </w:r>
+    <w:r>
+      <w:fldChar w:fldCharType="end"/>
+    </w:r>
+  </w:p>
+</w:ftr>
+</file>
+
+<file path=word/footnotes.xml><?xml version="1.0" encoding="utf-8"?>
+<w:footnotes xmlns:wpc="http://schemas.microsoft.com/office/word/2010/wordprocessingCanvas" xmlns:cx="http://schemas.microsoft.com/office/drawing/2014/chartex" xmlns:mc="http://schemas.openxmlformats.org/markup-compatibility/2006" xmlns:o="urn:schemas-microsoft-com:office:office" xmlns:r="http://schemas.openxmlformats.org/officeDocument/2006/relationships" xmlns:m="http://schemas.openxmlformats.org/officeDocument/2006/math" xmlns:v="urn:schemas-microsoft-com:vml" xmlns:wp14="http://schemas.microsoft.com/office/word/2010/wordprocessingDrawing" xmlns:wp="http://schemas.openxmlformats.org/drawingml/2006/wordprocessingDrawing" xmlns:w10="urn:schemas-microsoft-com:office:word" xmlns:w="http://schemas.openxmlformats.org/wordprocessingml/2006/main" xmlns:w14="http://schemas.microsoft.com/office/word/2010/wordml" xmlns:w15="http://schemas.microsoft.com/office/word/2012/wordml" xmlns:w16se="http://schemas.microsoft.com/office/word/2015/wordml/symex" xmlns:wpg="http://schemas.microsoft.com/office/word/2010/wordprocessingGroup" xmlns:wpi="http://schemas.microsoft.com/office/word/2010/wordprocessingInk" xmlns:wne="http://schemas.microsoft.com/office/word/2006/wordml" xmlns:wps="http://schemas.microsoft.com/office/word/2010/wordprocessingShape" mc:Ignorable="w14 w15 w16se wp14">
+  <w:footnote w:type="separator" w:id="-1">
+    <w:p>
+      <w:pPr>
+        <w:spacing w:after="0" w:line="240" w:lineRule="auto"/>
+      </w:pPr>
+      <w:r>
+        <w:separator/>
+      </w:r>
+    </w:p>
+  </w:footnote>
+  <w:footnote w:type="continuationSeparator" w:id="0">
+    <w:p>
+      <w:pPr>
+        <w:spacing w:after="0" w:line="240" w:lineRule="auto"/>
+      </w:pPr>
+      <w:r>
+        <w:continuationSeparator/>
+      </w:r>
+    </w:p>
+  </w:footnote>
+</w:footnotes>
 </file>
 
 <file path=word/numbering.xml><?xml version="1.0" encoding="utf-8"?>
-<w:numbering xmlns:w="http://schemas.openxmlformats.org/wordprocessingml/2006/main" xmlns:ve="http://schemas.openxmlformats.org/markup-compatibility/2006" xmlns:o="urn:schemas-microsoft-com:office:office" xmlns:r="http://schemas.openxmlformats.org/officeDocument/2006/relationships" xmlns:v="urn:schemas-microsoft-com:vml" xmlns:wp="http://schemas.openxmlformats.org/drawingml/2006/wordprocessingDrawing" xmlns:w10="urn:schemas-microsoft-com:office:word" xmlns:wne="http://schemas.microsoft.com/office/word/2006/wordml">
-  <w:abstractNum w:abstractNumId="1">
+<w:numbering xmlns:wpc="http://schemas.microsoft.com/office/word/2010/wordprocessingCanvas" xmlns:cx="http://schemas.microsoft.com/office/drawing/2014/chartex" xmlns:mc="http://schemas.openxmlformats.org/markup-compatibility/2006" xmlns:o="urn:schemas-microsoft-com:office:office" xmlns:r="http://schemas.openxmlformats.org/officeDocument/2006/relationships" xmlns:m="http://schemas.openxmlformats.org/officeDocument/2006/math" xmlns:v="urn:schemas-microsoft-com:vml" xmlns:wp14="http://schemas.microsoft.com/office/word/2010/wordprocessingDrawing" xmlns:wp="http://schemas.openxmlformats.org/drawingml/2006/wordprocessingDrawing" xmlns:w10="urn:schemas-microsoft-com:office:word" xmlns:w="http://schemas.openxmlformats.org/wordprocessingml/2006/main" xmlns:w14="http://schemas.microsoft.com/office/word/2010/wordml" xmlns:w15="http://schemas.microsoft.com/office/word/2012/wordml" xmlns:w16se="http://schemas.microsoft.com/office/word/2015/wordml/symex" xmlns:wpg="http://schemas.microsoft.com/office/word/2010/wordprocessingGroup" xmlns:wpi="http://schemas.microsoft.com/office/word/2010/wordprocessingInk" xmlns:wne="http://schemas.microsoft.com/office/word/2006/wordml" xmlns:wps="http://schemas.microsoft.com/office/word/2010/wordprocessingShape" mc:Ignorable="w14 w15 w16se wp14">
+  <w:abstractNum w:abstractNumId="0" w15:restartNumberingAfterBreak="0">
+    <w:nsid w:val="5CC966F9"/>
+    <w:multiLevelType w:val="multilevel"/>
+    <w:tmpl w:val="769A8736"/>
     <w:lvl w:ilvl="0">
       <w:start w:val="1"/>
       <w:numFmt w:val="bullet"/>
@@ -917,15 +1561,20 @@
         <w:rFonts w:ascii="Symbol" w:hAnsi="Symbol" w:hint="default"/>
       </w:rPr>
     </w:lvl>
+    <w:lvl w:ilvl="8">
+      <w:numFmt w:val="decimal"/>
+      <w:lvlText w:val=""/>
+      <w:lvlJc w:val="left"/>
+    </w:lvl>
   </w:abstractNum>
   <w:num w:numId="1">
-    <w:abstractNumId w:val="1"/>
+    <w:abstractNumId w:val="0"/>
   </w:num>
 </w:numbering>
 </file>
 
 <file path=word/styles.xml><?xml version="1.0" encoding="utf-8"?>
-<w:styles xmlns:w="http://schemas.openxmlformats.org/wordprocessingml/2006/main" xmlns:r="http://schemas.openxmlformats.org/officeDocument/2006/relationships">
+<w:styles xmlns:mc="http://schemas.openxmlformats.org/markup-compatibility/2006" xmlns:r="http://schemas.openxmlformats.org/officeDocument/2006/relationships" xmlns:w="http://schemas.openxmlformats.org/wordprocessingml/2006/main" xmlns:w14="http://schemas.microsoft.com/office/word/2010/wordml" xmlns:w15="http://schemas.microsoft.com/office/word/2012/wordml" xmlns:w16se="http://schemas.microsoft.com/office/word/2015/wordml/symex" mc:Ignorable="w14 w15 w16se">
   <w:docDefaults>
     <w:rPrDefault>
       <w:rPr>
@@ -941,17 +1590,385 @@
       </w:pPr>
     </w:pPrDefault>
   </w:docDefaults>
-  <w:style w:type="character" w:styleId="Hyperlink">
-    <w:name w:val="Hyperlink"/>
-    <w:rPr>
-      <w:color w:val="0000FF"/>
-      <w:u w:val="single"/>
-    </w:rPr>
+  <w:latentStyles w:defLockedState="0" w:defUIPriority="99" w:defSemiHidden="0" w:defUnhideWhenUsed="0" w:defQFormat="0" w:count="371">
+    <w:lsdException w:name="Normal" w:uiPriority="0" w:qFormat="1"/>
+    <w:lsdException w:name="heading 1" w:uiPriority="9" w:qFormat="1"/>
+    <w:lsdException w:name="heading 2" w:semiHidden="1" w:uiPriority="9" w:unhideWhenUsed="1" w:qFormat="1"/>
+    <w:lsdException w:name="heading 3" w:semiHidden="1" w:uiPriority="9" w:unhideWhenUsed="1" w:qFormat="1"/>
+    <w:lsdException w:name="heading 4" w:semiHidden="1" w:uiPriority="9" w:unhideWhenUsed="1" w:qFormat="1"/>
+    <w:lsdException w:name="heading 5" w:semiHidden="1" w:uiPriority="9" w:unhideWhenUsed="1" w:qFormat="1"/>
+    <w:lsdException w:name="heading 6" w:semiHidden="1" w:uiPriority="9" w:unhideWhenUsed="1" w:qFormat="1"/>
+    <w:lsdException w:name="heading 7" w:semiHidden="1" w:uiPriority="9" w:unhideWhenUsed="1" w:qFormat="1"/>
+    <w:lsdException w:name="heading 8" w:semiHidden="1" w:uiPriority="9" w:unhideWhenUsed="1" w:qFormat="1"/>
+    <w:lsdException w:name="heading 9" w:semiHidden="1" w:uiPriority="9" w:unhideWhenUsed="1" w:qFormat="1"/>
+    <w:lsdException w:name="index 1" w:semiHidden="1" w:unhideWhenUsed="1"/>
+    <w:lsdException w:name="index 2" w:semiHidden="1" w:unhideWhenUsed="1"/>
+    <w:lsdException w:name="index 3" w:semiHidden="1" w:unhideWhenUsed="1"/>
+    <w:lsdException w:name="index 4" w:semiHidden="1" w:unhideWhenUsed="1"/>
+    <w:lsdException w:name="index 5" w:semiHidden="1" w:unhideWhenUsed="1"/>
+    <w:lsdException w:name="index 6" w:semiHidden="1" w:unhideWhenUsed="1"/>
+    <w:lsdException w:name="index 7" w:semiHidden="1" w:unhideWhenUsed="1"/>
+    <w:lsdException w:name="index 8" w:semiHidden="1" w:unhideWhenUsed="1"/>
+    <w:lsdException w:name="index 9" w:semiHidden="1" w:unhideWhenUsed="1"/>
+    <w:lsdException w:name="toc 1" w:semiHidden="1" w:uiPriority="39" w:unhideWhenUsed="1"/>
+    <w:lsdException w:name="toc 2" w:semiHidden="1" w:uiPriority="39" w:unhideWhenUsed="1"/>
+    <w:lsdException w:name="toc 3" w:semiHidden="1" w:uiPriority="39" w:unhideWhenUsed="1"/>
+    <w:lsdException w:name="toc 4" w:semiHidden="1" w:uiPriority="39" w:unhideWhenUsed="1"/>
+    <w:lsdException w:name="toc 5" w:semiHidden="1" w:uiPriority="39" w:unhideWhenUsed="1"/>
+    <w:lsdException w:name="toc 6" w:semiHidden="1" w:uiPriority="39" w:unhideWhenUsed="1"/>
+    <w:lsdException w:name="toc 7" w:semiHidden="1" w:uiPriority="39" w:unhideWhenUsed="1"/>
+    <w:lsdException w:name="toc 8" w:semiHidden="1" w:uiPriority="39" w:unhideWhenUsed="1"/>
+    <w:lsdException w:name="toc 9" w:semiHidden="1" w:uiPriority="39" w:unhideWhenUsed="1"/>
+    <w:lsdException w:name="Normal Indent" w:semiHidden="1" w:unhideWhenUsed="1"/>
+    <w:lsdException w:name="footnote text" w:semiHidden="1" w:unhideWhenUsed="1"/>
+    <w:lsdException w:name="annotation text" w:semiHidden="1" w:unhideWhenUsed="1"/>
+    <w:lsdException w:name="header" w:semiHidden="1" w:unhideWhenUsed="1"/>
+    <w:lsdException w:name="footer" w:semiHidden="1" w:unhideWhenUsed="1"/>
+    <w:lsdException w:name="index heading" w:semiHidden="1" w:unhideWhenUsed="1"/>
+    <w:lsdException w:name="caption" w:semiHidden="1" w:uiPriority="35" w:unhideWhenUsed="1" w:qFormat="1"/>
+    <w:lsdException w:name="table of figures" w:semiHidden="1" w:unhideWhenUsed="1"/>
+    <w:lsdException w:name="envelope address" w:semiHidden="1" w:unhideWhenUsed="1"/>
+    <w:lsdException w:name="envelope return" w:semiHidden="1" w:unhideWhenUsed="1"/>
+    <w:lsdException w:name="footnote reference" w:semiHidden="1" w:unhideWhenUsed="1"/>
+    <w:lsdException w:name="annotation reference" w:semiHidden="1" w:unhideWhenUsed="1"/>
+    <w:lsdException w:name="line number" w:semiHidden="1" w:unhideWhenUsed="1"/>
+    <w:lsdException w:name="page number" w:semiHidden="1" w:unhideWhenUsed="1"/>
+    <w:lsdException w:name="endnote reference" w:semiHidden="1" w:unhideWhenUsed="1"/>
+    <w:lsdException w:name="endnote text" w:semiHidden="1" w:unhideWhenUsed="1"/>
+    <w:lsdException w:name="table of authorities" w:semiHidden="1" w:unhideWhenUsed="1"/>
+    <w:lsdException w:name="macro" w:semiHidden="1" w:unhideWhenUsed="1"/>
+    <w:lsdException w:name="toa heading" w:semiHidden="1" w:unhideWhenUsed="1"/>
+    <w:lsdException w:name="List" w:semiHidden="1" w:unhideWhenUsed="1"/>
+    <w:lsdException w:name="List Bullet" w:semiHidden="1" w:unhideWhenUsed="1"/>
+    <w:lsdException w:name="List Number" w:semiHidden="1" w:unhideWhenUsed="1"/>
+    <w:lsdException w:name="List 2" w:semiHidden="1" w:unhideWhenUsed="1"/>
+    <w:lsdException w:name="List 3" w:semiHidden="1" w:unhideWhenUsed="1"/>
+    <w:lsdException w:name="List 4" w:semiHidden="1" w:unhideWhenUsed="1"/>
+    <w:lsdException w:name="List 5" w:semiHidden="1" w:unhideWhenUsed="1"/>
+    <w:lsdException w:name="List Bullet 2" w:semiHidden="1" w:unhideWhenUsed="1"/>
+    <w:lsdException w:name="List Bullet 3" w:semiHidden="1" w:unhideWhenUsed="1"/>
+    <w:lsdException w:name="List Bullet 4" w:semiHidden="1" w:unhideWhenUsed="1"/>
+    <w:lsdException w:name="List Bullet 5" w:semiHidden="1" w:unhideWhenUsed="1"/>
+    <w:lsdException w:name="List Number 2" w:semiHidden="1" w:unhideWhenUsed="1"/>
+    <w:lsdException w:name="List Number 3" w:semiHidden="1" w:unhideWhenUsed="1"/>
+    <w:lsdException w:name="List Number 4" w:semiHidden="1" w:unhideWhenUsed="1"/>
+    <w:lsdException w:name="List Number 5" w:semiHidden="1" w:unhideWhenUsed="1"/>
+    <w:lsdException w:name="Title" w:uiPriority="10" w:qFormat="1"/>
+    <w:lsdException w:name="Closing" w:semiHidden="1" w:unhideWhenUsed="1"/>
+    <w:lsdException w:name="Signature" w:semiHidden="1" w:unhideWhenUsed="1"/>
+    <w:lsdException w:name="Default Paragraph Font" w:semiHidden="1" w:uiPriority="1" w:unhideWhenUsed="1"/>
+    <w:lsdException w:name="Body Text" w:semiHidden="1" w:unhideWhenUsed="1"/>
+    <w:lsdException w:name="Body Text Indent" w:semiHidden="1" w:unhideWhenUsed="1"/>
+    <w:lsdException w:name="List Continue" w:semiHidden="1" w:unhideWhenUsed="1"/>
+    <w:lsdException w:name="List Continue 2" w:semiHidden="1" w:unhideWhenUsed="1"/>
+    <w:lsdException w:name="List Continue 3" w:semiHidden="1" w:unhideWhenUsed="1"/>
+    <w:lsdException w:name="List Continue 4" w:semiHidden="1" w:unhideWhenUsed="1"/>
+    <w:lsdException w:name="List Continue 5" w:semiHidden="1" w:unhideWhenUsed="1"/>
+    <w:lsdException w:name="Message Header" w:semiHidden="1" w:unhideWhenUsed="1"/>
+    <w:lsdException w:name="Subtitle" w:uiPriority="11" w:qFormat="1"/>
+    <w:lsdException w:name="Salutation" w:semiHidden="1" w:unhideWhenUsed="1"/>
+    <w:lsdException w:name="Date" w:semiHidden="1" w:unhideWhenUsed="1"/>
+    <w:lsdException w:name="Body Text First Indent" w:semiHidden="1" w:unhideWhenUsed="1"/>
+    <w:lsdException w:name="Body Text First Indent 2" w:semiHidden="1" w:unhideWhenUsed="1"/>
+    <w:lsdException w:name="Note Heading" w:semiHidden="1" w:unhideWhenUsed="1"/>
+    <w:lsdException w:name="Body Text 2" w:semiHidden="1" w:unhideWhenUsed="1"/>
+    <w:lsdException w:name="Body Text 3" w:semiHidden="1" w:unhideWhenUsed="1"/>
+    <w:lsdException w:name="Body Text Indent 2" w:semiHidden="1" w:unhideWhenUsed="1"/>
+    <w:lsdException w:name="Body Text Indent 3" w:semiHidden="1" w:unhideWhenUsed="1"/>
+    <w:lsdException w:name="Block Text" w:semiHidden="1" w:unhideWhenUsed="1"/>
+    <w:lsdException w:name="Hyperlink" w:semiHidden="1" w:unhideWhenUsed="1"/>
+    <w:lsdException w:name="FollowedHyperlink" w:semiHidden="1" w:unhideWhenUsed="1"/>
+    <w:lsdException w:name="Strong" w:uiPriority="22" w:qFormat="1"/>
+    <w:lsdException w:name="Emphasis" w:uiPriority="20" w:qFormat="1"/>
+    <w:lsdException w:name="Document Map" w:semiHidden="1" w:unhideWhenUsed="1"/>
+    <w:lsdException w:name="Plain Text" w:semiHidden="1" w:unhideWhenUsed="1"/>
+    <w:lsdException w:name="E-mail Signature" w:semiHidden="1" w:unhideWhenUsed="1"/>
+    <w:lsdException w:name="HTML Top of Form" w:semiHidden="1" w:unhideWhenUsed="1"/>
+    <w:lsdException w:name="HTML Bottom of Form" w:semiHidden="1" w:unhideWhenUsed="1"/>
+    <w:lsdException w:name="Normal (Web)" w:semiHidden="1" w:unhideWhenUsed="1"/>
+    <w:lsdException w:name="HTML Acronym" w:semiHidden="1" w:unhideWhenUsed="1"/>
+    <w:lsdException w:name="HTML Address" w:semiHidden="1" w:unhideWhenUsed="1"/>
+    <w:lsdException w:name="HTML Cite" w:semiHidden="1" w:unhideWhenUsed="1"/>
+    <w:lsdException w:name="HTML Code" w:semiHidden="1" w:unhideWhenUsed="1"/>
+    <w:lsdException w:name="HTML Definition" w:semiHidden="1" w:unhideWhenUsed="1"/>
+    <w:lsdException w:name="HTML Keyboard" w:semiHidden="1" w:unhideWhenUsed="1"/>
+    <w:lsdException w:name="HTML Preformatted" w:semiHidden="1" w:unhideWhenUsed="1"/>
+    <w:lsdException w:name="HTML Sample" w:semiHidden="1" w:unhideWhenUsed="1"/>
+    <w:lsdException w:name="HTML Typewriter" w:semiHidden="1" w:unhideWhenUsed="1"/>
+    <w:lsdException w:name="HTML Variable" w:semiHidden="1" w:unhideWhenUsed="1"/>
+    <w:lsdException w:name="Normal Table" w:semiHidden="1" w:unhideWhenUsed="1"/>
+    <w:lsdException w:name="annotation subject" w:semiHidden="1" w:unhideWhenUsed="1"/>
+    <w:lsdException w:name="No List" w:semiHidden="1" w:unhideWhenUsed="1"/>
+    <w:lsdException w:name="Outline List 1" w:semiHidden="1" w:unhideWhenUsed="1"/>
+    <w:lsdException w:name="Outline List 2" w:semiHidden="1" w:unhideWhenUsed="1"/>
+    <w:lsdException w:name="Outline List 3" w:semiHidden="1" w:unhideWhenUsed="1"/>
+    <w:lsdException w:name="Table Simple 1" w:semiHidden="1" w:unhideWhenUsed="1"/>
+    <w:lsdException w:name="Table Simple 2" w:semiHidden="1" w:unhideWhenUsed="1"/>
+    <w:lsdException w:name="Table Simple 3" w:semiHidden="1" w:unhideWhenUsed="1"/>
+    <w:lsdException w:name="Table Classic 1" w:semiHidden="1" w:unhideWhenUsed="1"/>
+    <w:lsdException w:name="Table Classic 2" w:semiHidden="1" w:unhideWhenUsed="1"/>
+    <w:lsdException w:name="Table Classic 3" w:semiHidden="1" w:unhideWhenUsed="1"/>
+    <w:lsdException w:name="Table Classic 4" w:semiHidden="1" w:unhideWhenUsed="1"/>
+    <w:lsdException w:name="Table Colorful 1" w:semiHidden="1" w:unhideWhenUsed="1"/>
+    <w:lsdException w:name="Table Colorful 2" w:semiHidden="1" w:unhideWhenUsed="1"/>
+    <w:lsdException w:name="Table Colorful 3" w:semiHidden="1" w:unhideWhenUsed="1"/>
+    <w:lsdException w:name="Table Columns 1" w:semiHidden="1" w:unhideWhenUsed="1"/>
+    <w:lsdException w:name="Table Columns 2" w:semiHidden="1" w:unhideWhenUsed="1"/>
+    <w:lsdException w:name="Table Columns 3" w:semiHidden="1" w:unhideWhenUsed="1"/>
+    <w:lsdException w:name="Table Columns 4" w:semiHidden="1" w:unhideWhenUsed="1"/>
+    <w:lsdException w:name="Table Columns 5" w:semiHidden="1" w:unhideWhenUsed="1"/>
+    <w:lsdException w:name="Table Grid 1" w:semiHidden="1" w:unhideWhenUsed="1"/>
+    <w:lsdException w:name="Table Grid 2" w:semiHidden="1" w:unhideWhenUsed="1"/>
+    <w:lsdException w:name="Table Grid 3" w:semiHidden="1" w:unhideWhenUsed="1"/>
+    <w:lsdException w:name="Table Grid 4" w:semiHidden="1" w:unhideWhenUsed="1"/>
+    <w:lsdException w:name="Table Grid 5" w:semiHidden="1" w:unhideWhenUsed="1"/>
+    <w:lsdException w:name="Table Grid 6" w:semiHidden="1" w:unhideWhenUsed="1"/>
+    <w:lsdException w:name="Table Grid 7" w:semiHidden="1" w:unhideWhenUsed="1"/>
+    <w:lsdException w:name="Table Grid 8" w:semiHidden="1" w:unhideWhenUsed="1"/>
+    <w:lsdException w:name="Table List 1" w:semiHidden="1" w:unhideWhenUsed="1"/>
+    <w:lsdException w:name="Table List 2" w:semiHidden="1" w:unhideWhenUsed="1"/>
+    <w:lsdException w:name="Table List 3" w:semiHidden="1" w:unhideWhenUsed="1"/>
+    <w:lsdException w:name="Table List 4" w:semiHidden="1" w:unhideWhenUsed="1"/>
+    <w:lsdException w:name="Table List 5" w:semiHidden="1" w:unhideWhenUsed="1"/>
+    <w:lsdException w:name="Table List 6" w:semiHidden="1" w:unhideWhenUsed="1"/>
+    <w:lsdException w:name="Table List 7" w:semiHidden="1" w:unhideWhenUsed="1"/>
+    <w:lsdException w:name="Table List 8" w:semiHidden="1" w:unhideWhenUsed="1"/>
+    <w:lsdException w:name="Table 3D effects 1" w:semiHidden="1" w:unhideWhenUsed="1"/>
+    <w:lsdException w:name="Table 3D effects 2" w:semiHidden="1" w:unhideWhenUsed="1"/>
+    <w:lsdException w:name="Table 3D effects 3" w:semiHidden="1" w:unhideWhenUsed="1"/>
+    <w:lsdException w:name="Table Contemporary" w:semiHidden="1" w:unhideWhenUsed="1"/>
+    <w:lsdException w:name="Table Elegant" w:semiHidden="1" w:unhideWhenUsed="1"/>
+    <w:lsdException w:name="Table Professional" w:semiHidden="1" w:unhideWhenUsed="1"/>
+    <w:lsdException w:name="Table Subtle 1" w:semiHidden="1" w:unhideWhenUsed="1"/>
+    <w:lsdException w:name="Table Subtle 2" w:semiHidden="1" w:unhideWhenUsed="1"/>
+    <w:lsdException w:name="Table Web 1" w:semiHidden="1" w:unhideWhenUsed="1"/>
+    <w:lsdException w:name="Table Web 2" w:semiHidden="1" w:unhideWhenUsed="1"/>
+    <w:lsdException w:name="Table Web 3" w:semiHidden="1" w:unhideWhenUsed="1"/>
+    <w:lsdException w:name="Balloon Text" w:semiHidden="1" w:unhideWhenUsed="1"/>
+    <w:lsdException w:name="Table Grid" w:uiPriority="39"/>
+    <w:lsdException w:name="Table Theme" w:semiHidden="1" w:unhideWhenUsed="1"/>
+    <w:lsdException w:name="Placeholder Text" w:semiHidden="1"/>
+    <w:lsdException w:name="No Spacing" w:uiPriority="1" w:qFormat="1"/>
+    <w:lsdException w:name="Light Shading" w:uiPriority="60"/>
+    <w:lsdException w:name="Light List" w:uiPriority="61"/>
+    <w:lsdException w:name="Light Grid" w:uiPriority="62"/>
+    <w:lsdException w:name="Medium Shading 1" w:uiPriority="63"/>
+    <w:lsdException w:name="Medium Shading 2" w:uiPriority="64"/>
+    <w:lsdException w:name="Medium List 1" w:uiPriority="65"/>
+    <w:lsdException w:name="Medium List 2" w:uiPriority="66"/>
+    <w:lsdException w:name="Medium Grid 1" w:uiPriority="67"/>
+    <w:lsdException w:name="Medium Grid 2" w:uiPriority="68"/>
+    <w:lsdException w:name="Medium Grid 3" w:uiPriority="69"/>
+    <w:lsdException w:name="Dark List" w:uiPriority="70"/>
+    <w:lsdException w:name="Colorful Shading" w:uiPriority="71"/>
+    <w:lsdException w:name="Colorful List" w:uiPriority="72"/>
+    <w:lsdException w:name="Colorful Grid" w:uiPriority="73"/>
+    <w:lsdException w:name="Light Shading Accent 1" w:uiPriority="60"/>
+    <w:lsdException w:name="Light List Accent 1" w:uiPriority="61"/>
+    <w:lsdException w:name="Light Grid Accent 1" w:uiPriority="62"/>
+    <w:lsdException w:name="Medium Shading 1 Accent 1" w:uiPriority="63"/>
+    <w:lsdException w:name="Medium Shading 2 Accent 1" w:uiPriority="64"/>
+    <w:lsdException w:name="Medium List 1 Accent 1" w:uiPriority="65"/>
+    <w:lsdException w:name="Revision" w:semiHidden="1"/>
+    <w:lsdException w:name="List Paragraph" w:uiPriority="34" w:qFormat="1"/>
+    <w:lsdException w:name="Quote" w:uiPriority="29" w:qFormat="1"/>
+    <w:lsdException w:name="Intense Quote" w:uiPriority="30" w:qFormat="1"/>
+    <w:lsdException w:name="Medium List 2 Accent 1" w:uiPriority="66"/>
+    <w:lsdException w:name="Medium Grid 1 Accent 1" w:uiPriority="67"/>
+    <w:lsdException w:name="Medium Grid 2 Accent 1" w:uiPriority="68"/>
+    <w:lsdException w:name="Medium Grid 3 Accent 1" w:uiPriority="69"/>
+    <w:lsdException w:name="Dark List Accent 1" w:uiPriority="70"/>
+    <w:lsdException w:name="Colorful Shading Accent 1" w:uiPriority="71"/>
+    <w:lsdException w:name="Colorful List Accent 1" w:uiPriority="72"/>
+    <w:lsdException w:name="Colorful Grid Accent 1" w:uiPriority="73"/>
+    <w:lsdException w:name="Light Shading Accent 2" w:uiPriority="60"/>
+    <w:lsdException w:name="Light List Accent 2" w:uiPriority="61"/>
+    <w:lsdException w:name="Light Grid Accent 2" w:uiPriority="62"/>
+    <w:lsdException w:name="Medium Shading 1 Accent 2" w:uiPriority="63"/>
+    <w:lsdException w:name="Medium Shading 2 Accent 2" w:uiPriority="64"/>
+    <w:lsdException w:name="Medium List 1 Accent 2" w:uiPriority="65"/>
+    <w:lsdException w:name="Medium List 2 Accent 2" w:uiPriority="66"/>
+    <w:lsdException w:name="Medium Grid 1 Accent 2" w:uiPriority="67"/>
+    <w:lsdException w:name="Medium Grid 2 Accent 2" w:uiPriority="68"/>
+    <w:lsdException w:name="Medium Grid 3 Accent 2" w:uiPriority="69"/>
+    <w:lsdException w:name="Dark List Accent 2" w:uiPriority="70"/>
+    <w:lsdException w:name="Colorful Shading Accent 2" w:uiPriority="71"/>
+    <w:lsdException w:name="Colorful List Accent 2" w:uiPriority="72"/>
+    <w:lsdException w:name="Colorful Grid Accent 2" w:uiPriority="73"/>
+    <w:lsdException w:name="Light Shading Accent 3" w:uiPriority="60"/>
+    <w:lsdException w:name="Light List Accent 3" w:uiPriority="61"/>
+    <w:lsdException w:name="Light Grid Accent 3" w:uiPriority="62"/>
+    <w:lsdException w:name="Medium Shading 1 Accent 3" w:uiPriority="63"/>
+    <w:lsdException w:name="Medium Shading 2 Accent 3" w:uiPriority="64"/>
+    <w:lsdException w:name="Medium List 1 Accent 3" w:uiPriority="65"/>
+    <w:lsdException w:name="Medium List 2 Accent 3" w:uiPriority="66"/>
+    <w:lsdException w:name="Medium Grid 1 Accent 3" w:uiPriority="67"/>
+    <w:lsdException w:name="Medium Grid 2 Accent 3" w:uiPriority="68"/>
+    <w:lsdException w:name="Medium Grid 3 Accent 3" w:uiPriority="69"/>
+    <w:lsdException w:name="Dark List Accent 3" w:uiPriority="70"/>
+    <w:lsdException w:name="Colorful Shading Accent 3" w:uiPriority="71"/>
+    <w:lsdException w:name="Colorful List Accent 3" w:uiPriority="72"/>
+    <w:lsdException w:name="Colorful Grid Accent 3" w:uiPriority="73"/>
+    <w:lsdException w:name="Light Shading Accent 4" w:uiPriority="60"/>
+    <w:lsdException w:name="Light List Accent 4" w:uiPriority="61"/>
+    <w:lsdException w:name="Light Grid Accent 4" w:uiPriority="62"/>
+    <w:lsdException w:name="Medium Shading 1 Accent 4" w:uiPriority="63"/>
+    <w:lsdException w:name="Medium Shading 2 Accent 4" w:uiPriority="64"/>
+    <w:lsdException w:name="Medium List 1 Accent 4" w:uiPriority="65"/>
+    <w:lsdException w:name="Medium List 2 Accent 4" w:uiPriority="66"/>
+    <w:lsdException w:name="Medium Grid 1 Accent 4" w:uiPriority="67"/>
+    <w:lsdException w:name="Medium Grid 2 Accent 4" w:uiPriority="68"/>
+    <w:lsdException w:name="Medium Grid 3 Accent 4" w:uiPriority="69"/>
+    <w:lsdException w:name="Dark List Accent 4" w:uiPriority="70"/>
+    <w:lsdException w:name="Colorful Shading Accent 4" w:uiPriority="71"/>
+    <w:lsdException w:name="Colorful List Accent 4" w:uiPriority="72"/>
+    <w:lsdException w:name="Colorful Grid Accent 4" w:uiPriority="73"/>
+    <w:lsdException w:name="Light Shading Accent 5" w:uiPriority="60"/>
+    <w:lsdException w:name="Light List Accent 5" w:uiPriority="61"/>
+    <w:lsdException w:name="Light Grid Accent 5" w:uiPriority="62"/>
+    <w:lsdException w:name="Medium Shading 1 Accent 5" w:uiPriority="63"/>
+    <w:lsdException w:name="Medium Shading 2 Accent 5" w:uiPriority="64"/>
+    <w:lsdException w:name="Medium List 1 Accent 5" w:uiPriority="65"/>
+    <w:lsdException w:name="Medium List 2 Accent 5" w:uiPriority="66"/>
+    <w:lsdException w:name="Medium Grid 1 Accent 5" w:uiPriority="67"/>
+    <w:lsdException w:name="Medium Grid 2 Accent 5" w:uiPriority="68"/>
+    <w:lsdException w:name="Medium Grid 3 Accent 5" w:uiPriority="69"/>
+    <w:lsdException w:name="Dark List Accent 5" w:uiPriority="70"/>
+    <w:lsdException w:name="Colorful Shading Accent 5" w:uiPriority="71"/>
+    <w:lsdException w:name="Colorful List Accent 5" w:uiPriority="72"/>
+    <w:lsdException w:name="Colorful Grid Accent 5" w:uiPriority="73"/>
+    <w:lsdException w:name="Light Shading Accent 6" w:uiPriority="60"/>
+    <w:lsdException w:name="Light List Accent 6" w:uiPriority="61"/>
+    <w:lsdException w:name="Light Grid Accent 6" w:uiPriority="62"/>
+    <w:lsdException w:name="Medium Shading 1 Accent 6" w:uiPriority="63"/>
+    <w:lsdException w:name="Medium Shading 2 Accent 6" w:uiPriority="64"/>
+    <w:lsdException w:name="Medium List 1 Accent 6" w:uiPriority="65"/>
+    <w:lsdException w:name="Medium List 2 Accent 6" w:uiPriority="66"/>
+    <w:lsdException w:name="Medium Grid 1 Accent 6" w:uiPriority="67"/>
+    <w:lsdException w:name="Medium Grid 2 Accent 6" w:uiPriority="68"/>
+    <w:lsdException w:name="Medium Grid 3 Accent 6" w:uiPriority="69"/>
+    <w:lsdException w:name="Dark List Accent 6" w:uiPriority="70"/>
+    <w:lsdException w:name="Colorful Shading Accent 6" w:uiPriority="71"/>
+    <w:lsdException w:name="Colorful List Accent 6" w:uiPriority="72"/>
+    <w:lsdException w:name="Colorful Grid Accent 6" w:uiPriority="73"/>
+    <w:lsdException w:name="Subtle Emphasis" w:uiPriority="19" w:qFormat="1"/>
+    <w:lsdException w:name="Intense Emphasis" w:uiPriority="21" w:qFormat="1"/>
+    <w:lsdException w:name="Subtle Reference" w:uiPriority="31" w:qFormat="1"/>
+    <w:lsdException w:name="Intense Reference" w:uiPriority="32" w:qFormat="1"/>
+    <w:lsdException w:name="Book Title" w:uiPriority="33" w:qFormat="1"/>
+    <w:lsdException w:name="Bibliography" w:semiHidden="1" w:uiPriority="37" w:unhideWhenUsed="1"/>
+    <w:lsdException w:name="TOC Heading" w:semiHidden="1" w:uiPriority="39" w:unhideWhenUsed="1" w:qFormat="1"/>
+    <w:lsdException w:name="Plain Table 1" w:uiPriority="41"/>
+    <w:lsdException w:name="Plain Table 2" w:uiPriority="42"/>
+    <w:lsdException w:name="Plain Table 3" w:uiPriority="43"/>
+    <w:lsdException w:name="Plain Table 4" w:uiPriority="44"/>
+    <w:lsdException w:name="Plain Table 5" w:uiPriority="45"/>
+    <w:lsdException w:name="Grid Table Light" w:uiPriority="40"/>
+    <w:lsdException w:name="Grid Table 1 Light" w:uiPriority="46"/>
+    <w:lsdException w:name="Grid Table 2" w:uiPriority="47"/>
+    <w:lsdException w:name="Grid Table 3" w:uiPriority="48"/>
+    <w:lsdException w:name="Grid Table 4" w:uiPriority="49"/>
+    <w:lsdException w:name="Grid Table 5 Dark" w:uiPriority="50"/>
+    <w:lsdException w:name="Grid Table 6 Colorful" w:uiPriority="51"/>
+    <w:lsdException w:name="Grid Table 7 Colorful" w:uiPriority="52"/>
+    <w:lsdException w:name="Grid Table 1 Light Accent 1" w:uiPriority="46"/>
+    <w:lsdException w:name="Grid Table 2 Accent 1" w:uiPriority="47"/>
+    <w:lsdException w:name="Grid Table 3 Accent 1" w:uiPriority="48"/>
+    <w:lsdException w:name="Grid Table 4 Accent 1" w:uiPriority="49"/>
+    <w:lsdException w:name="Grid Table 5 Dark Accent 1" w:uiPriority="50"/>
+    <w:lsdException w:name="Grid Table 6 Colorful Accent 1" w:uiPriority="51"/>
+    <w:lsdException w:name="Grid Table 7 Colorful Accent 1" w:uiPriority="52"/>
+    <w:lsdException w:name="Grid Table 1 Light Accent 2" w:uiPriority="46"/>
+    <w:lsdException w:name="Grid Table 2 Accent 2" w:uiPriority="47"/>
+    <w:lsdException w:name="Grid Table 3 Accent 2" w:uiPriority="48"/>
+    <w:lsdException w:name="Grid Table 4 Accent 2" w:uiPriority="49"/>
+    <w:lsdException w:name="Grid Table 5 Dark Accent 2" w:uiPriority="50"/>
+    <w:lsdException w:name="Grid Table 6 Colorful Accent 2" w:uiPriority="51"/>
+    <w:lsdException w:name="Grid Table 7 Colorful Accent 2" w:uiPriority="52"/>
+    <w:lsdException w:name="Grid Table 1 Light Accent 3" w:uiPriority="46"/>
+    <w:lsdException w:name="Grid Table 2 Accent 3" w:uiPriority="47"/>
+    <w:lsdException w:name="Grid Table 3 Accent 3" w:uiPriority="48"/>
+    <w:lsdException w:name="Grid Table 4 Accent 3" w:uiPriority="49"/>
+    <w:lsdException w:name="Grid Table 5 Dark Accent 3" w:uiPriority="50"/>
+    <w:lsdException w:name="Grid Table 6 Colorful Accent 3" w:uiPriority="51"/>
+    <w:lsdException w:name="Grid Table 7 Colorful Accent 3" w:uiPriority="52"/>
+    <w:lsdException w:name="Grid Table 1 Light Accent 4" w:uiPriority="46"/>
+    <w:lsdException w:name="Grid Table 2 Accent 4" w:uiPriority="47"/>
+    <w:lsdException w:name="Grid Table 3 Accent 4" w:uiPriority="48"/>
+    <w:lsdException w:name="Grid Table 4 Accent 4" w:uiPriority="49"/>
+    <w:lsdException w:name="Grid Table 5 Dark Accent 4" w:uiPriority="50"/>
+    <w:lsdException w:name="Grid Table 6 Colorful Accent 4" w:uiPriority="51"/>
+    <w:lsdException w:name="Grid Table 7 Colorful Accent 4" w:uiPriority="52"/>
+    <w:lsdException w:name="Grid Table 1 Light Accent 5" w:uiPriority="46"/>
+    <w:lsdException w:name="Grid Table 2 Accent 5" w:uiPriority="47"/>
+    <w:lsdException w:name="Grid Table 3 Accent 5" w:uiPriority="48"/>
+    <w:lsdException w:name="Grid Table 4 Accent 5" w:uiPriority="49"/>
+    <w:lsdException w:name="Grid Table 5 Dark Accent 5" w:uiPriority="50"/>
+    <w:lsdException w:name="Grid Table 6 Colorful Accent 5" w:uiPriority="51"/>
+    <w:lsdException w:name="Grid Table 7 Colorful Accent 5" w:uiPriority="52"/>
+    <w:lsdException w:name="Grid Table 1 Light Accent 6" w:uiPriority="46"/>
+    <w:lsdException w:name="Grid Table 2 Accent 6" w:uiPriority="47"/>
+    <w:lsdException w:name="Grid Table 3 Accent 6" w:uiPriority="48"/>
+    <w:lsdException w:name="Grid Table 4 Accent 6" w:uiPriority="49"/>
+    <w:lsdException w:name="Grid Table 5 Dark Accent 6" w:uiPriority="50"/>
+    <w:lsdException w:name="Grid Table 6 Colorful Accent 6" w:uiPriority="51"/>
+    <w:lsdException w:name="Grid Table 7 Colorful Accent 6" w:uiPriority="52"/>
+    <w:lsdException w:name="List Table 1 Light" w:uiPriority="46"/>
+    <w:lsdException w:name="List Table 2" w:uiPriority="47"/>
+    <w:lsdException w:name="List Table 3" w:uiPriority="48"/>
+    <w:lsdException w:name="List Table 4" w:uiPriority="49"/>
+    <w:lsdException w:name="List Table 5 Dark" w:uiPriority="50"/>
+    <w:lsdException w:name="List Table 6 Colorful" w:uiPriority="51"/>
+    <w:lsdException w:name="List Table 7 Colorful" w:uiPriority="52"/>
+    <w:lsdException w:name="List Table 1 Light Accent 1" w:uiPriority="46"/>
+    <w:lsdException w:name="List Table 2 Accent 1" w:uiPriority="47"/>
+    <w:lsdException w:name="List Table 3 Accent 1" w:uiPriority="48"/>
+    <w:lsdException w:name="List Table 4 Accent 1" w:uiPriority="49"/>
+    <w:lsdException w:name="List Table 5 Dark Accent 1" w:uiPriority="50"/>
+    <w:lsdException w:name="List Table 6 Colorful Accent 1" w:uiPriority="51"/>
+    <w:lsdException w:name="List Table 7 Colorful Accent 1" w:uiPriority="52"/>
+    <w:lsdException w:name="List Table 1 Light Accent 2" w:uiPriority="46"/>
+    <w:lsdException w:name="List Table 2 Accent 2" w:uiPriority="47"/>
+    <w:lsdException w:name="List Table 3 Accent 2" w:uiPriority="48"/>
+    <w:lsdException w:name="List Table 4 Accent 2" w:uiPriority="49"/>
+    <w:lsdException w:name="List Table 5 Dark Accent 2" w:uiPriority="50"/>
+    <w:lsdException w:name="List Table 6 Colorful Accent 2" w:uiPriority="51"/>
+    <w:lsdException w:name="List Table 7 Colorful Accent 2" w:uiPriority="52"/>
+    <w:lsdException w:name="List Table 1 Light Accent 3" w:uiPriority="46"/>
+    <w:lsdException w:name="List Table 2 Accent 3" w:uiPriority="47"/>
+    <w:lsdException w:name="List Table 3 Accent 3" w:uiPriority="48"/>
+    <w:lsdException w:name="List Table 4 Accent 3" w:uiPriority="49"/>
+    <w:lsdException w:name="List Table 5 Dark Accent 3" w:uiPriority="50"/>
+    <w:lsdException w:name="List Table 6 Colorful Accent 3" w:uiPriority="51"/>
+    <w:lsdException w:name="List Table 7 Colorful Accent 3" w:uiPriority="52"/>
+    <w:lsdException w:name="List Table 1 Light Accent 4" w:uiPriority="46"/>
+    <w:lsdException w:name="List Table 2 Accent 4" w:uiPriority="47"/>
+    <w:lsdException w:name="List Table 3 Accent 4" w:uiPriority="48"/>
+    <w:lsdException w:name="List Table 4 Accent 4" w:uiPriority="49"/>
+    <w:lsdException w:name="List Table 5 Dark Accent 4" w:uiPriority="50"/>
+    <w:lsdException w:name="List Table 6 Colorful Accent 4" w:uiPriority="51"/>
+    <w:lsdException w:name="List Table 7 Colorful Accent 4" w:uiPriority="52"/>
+    <w:lsdException w:name="List Table 1 Light Accent 5" w:uiPriority="46"/>
+    <w:lsdException w:name="List Table 2 Accent 5" w:uiPriority="47"/>
+    <w:lsdException w:name="List Table 3 Accent 5" w:uiPriority="48"/>
+    <w:lsdException w:name="List Table 4 Accent 5" w:uiPriority="49"/>
+    <w:lsdException w:name="List Table 5 Dark Accent 5" w:uiPriority="50"/>
+    <w:lsdException w:name="List Table 6 Colorful Accent 5" w:uiPriority="51"/>
+    <w:lsdException w:name="List Table 7 Colorful Accent 5" w:uiPriority="52"/>
+    <w:lsdException w:name="List Table 1 Light Accent 6" w:uiPriority="46"/>
+    <w:lsdException w:name="List Table 2 Accent 6" w:uiPriority="47"/>
+    <w:lsdException w:name="List Table 3 Accent 6" w:uiPriority="48"/>
+    <w:lsdException w:name="List Table 4 Accent 6" w:uiPriority="49"/>
+    <w:lsdException w:name="List Table 5 Dark Accent 6" w:uiPriority="50"/>
+    <w:lsdException w:name="List Table 6 Colorful Accent 6" w:uiPriority="51"/>
+    <w:lsdException w:name="List Table 7 Colorful Accent 6" w:uiPriority="52"/>
+  </w:latentStyles>
+  <w:style w:type="paragraph" w:default="1" w:styleId="Normal">
+    <w:name w:val="Normal"/>
+    <w:qFormat/>
   </w:style>
-  <w:style w:type="paragraph" w:styleId="Heading1">
+  <w:style w:type="paragraph" w:styleId="Ttulo1">
     <w:name w:val="heading 1"/>
-    <w:basedOn w:val="Normal"/>
-    <w:next w:val="Normal"/>
     <w:uiPriority w:val="9"/>
     <w:qFormat/>
     <w:pPr>
@@ -966,10 +1983,8 @@
       <w:szCs w:val="48"/>
     </w:rPr>
   </w:style>
-  <w:style w:type="paragraph" w:styleId="Heading2">
+  <w:style w:type="paragraph" w:styleId="Ttulo2">
     <w:name w:val="heading 2"/>
-    <w:basedOn w:val="Normal"/>
-    <w:next w:val="Normal"/>
     <w:uiPriority w:val="9"/>
     <w:unhideWhenUsed/>
     <w:qFormat/>
@@ -985,10 +2000,8 @@
       <w:szCs w:val="36"/>
     </w:rPr>
   </w:style>
-  <w:style w:type="paragraph" w:styleId="Heading3">
+  <w:style w:type="paragraph" w:styleId="Ttulo3">
     <w:name w:val="heading 3"/>
-    <w:basedOn w:val="Normal"/>
-    <w:next w:val="Normal"/>
     <w:uiPriority w:val="9"/>
     <w:semiHidden/>
     <w:unhideWhenUsed/>
@@ -1005,10 +2018,8 @@
       <w:szCs w:val="28"/>
     </w:rPr>
   </w:style>
-  <w:style w:type="paragraph" w:styleId="Heading4">
+  <w:style w:type="paragraph" w:styleId="Ttulo4">
     <w:name w:val="heading 4"/>
-    <w:basedOn w:val="Normal"/>
-    <w:next w:val="Normal"/>
     <w:uiPriority w:val="9"/>
     <w:semiHidden/>
     <w:unhideWhenUsed/>
@@ -1025,10 +2036,8 @@
       <w:szCs w:val="24"/>
     </w:rPr>
   </w:style>
-  <w:style w:type="paragraph" w:styleId="Heading5">
+  <w:style w:type="paragraph" w:styleId="Ttulo5">
     <w:name w:val="heading 5"/>
-    <w:basedOn w:val="Normal"/>
-    <w:next w:val="Normal"/>
     <w:uiPriority w:val="9"/>
     <w:semiHidden/>
     <w:unhideWhenUsed/>
@@ -1043,10 +2052,8 @@
       <w:b/>
     </w:rPr>
   </w:style>
-  <w:style w:type="paragraph" w:styleId="Heading6">
+  <w:style w:type="paragraph" w:styleId="Ttulo6">
     <w:name w:val="heading 6"/>
-    <w:basedOn w:val="Normal"/>
-    <w:next w:val="Normal"/>
     <w:uiPriority w:val="9"/>
     <w:semiHidden/>
     <w:unhideWhenUsed/>
@@ -1061,6 +2068,40 @@
       <w:b/>
       <w:sz w:val="20"/>
       <w:szCs w:val="20"/>
+    </w:rPr>
+  </w:style>
+  <w:style w:type="character" w:default="1" w:styleId="Fuentedeprrafopredeter">
+    <w:name w:val="Default Paragraph Font"/>
+    <w:uiPriority w:val="1"/>
+    <w:semiHidden/>
+    <w:unhideWhenUsed/>
+  </w:style>
+  <w:style w:type="table" w:default="1" w:styleId="Tablanormal">
+    <w:name w:val="Normal Table"/>
+    <w:uiPriority w:val="99"/>
+    <w:semiHidden/>
+    <w:unhideWhenUsed/>
+    <w:tblPr>
+      <w:tblInd w:w="0" w:type="dxa"/>
+      <w:tblCellMar>
+        <w:top w:w="0" w:type="dxa"/>
+        <w:left w:w="108" w:type="dxa"/>
+        <w:bottom w:w="0" w:type="dxa"/>
+        <w:right w:w="108" w:type="dxa"/>
+      </w:tblCellMar>
+    </w:tblPr>
+  </w:style>
+  <w:style w:type="numbering" w:default="1" w:styleId="Sinlista">
+    <w:name w:val="No List"/>
+    <w:uiPriority w:val="99"/>
+    <w:semiHidden/>
+    <w:unhideWhenUsed/>
+  </w:style>
+  <w:style w:type="character" w:styleId="Hipervnculo">
+    <w:name w:val="Hyperlink"/>
+    <w:rPr>
+      <w:color w:val="0000FF"/>
+      <w:u w:val="single"/>
     </w:rPr>
   </w:style>
 </w:styles>
@@ -1257,5 +2298,7 @@
       </a:bgFillStyleLst>
     </a:fmtScheme>
   </a:themeElements>
+  <a:objectDefaults/>
+  <a:extraClrSchemeLst/>
 </a:theme>
 </file>